--- a/templates/pppk.docx
+++ b/templates/pppk.docx
@@ -1,6 +1,6 @@
 
 <file path=word/document.xml><?xml version="1.0" encoding="utf-8"?>
-<w:document xmlns:wpc="http://schemas.microsoft.com/office/word/2010/wordprocessingCanvas" xmlns:cx="http://schemas.microsoft.com/office/drawing/2014/chartex" xmlns:cx1="http://schemas.microsoft.com/office/drawing/2015/9/8/chartex" xmlns:mc="http://schemas.openxmlformats.org/markup-compatibility/2006" xmlns:o="urn:schemas-microsoft-com:office:office" xmlns:r="http://schemas.openxmlformats.org/officeDocument/2006/relationships" xmlns:m="http://schemas.openxmlformats.org/officeDocument/2006/math" xmlns:v="urn:schemas-microsoft-com:vml" xmlns:wp14="http://schemas.microsoft.com/office/word/2010/wordprocessingDrawing" xmlns:wp="http://schemas.openxmlformats.org/drawingml/2006/wordprocessingDrawing" xmlns:w10="urn:schemas-microsoft-com:office:word" xmlns:w="http://schemas.openxmlformats.org/wordprocessingml/2006/main" xmlns:w14="http://schemas.microsoft.com/office/word/2010/wordml" xmlns:w15="http://schemas.microsoft.com/office/word/2012/wordml" xmlns:w16se="http://schemas.microsoft.com/office/word/2015/wordml/symex" xmlns:wpg="http://schemas.microsoft.com/office/word/2010/wordprocessingGroup" xmlns:wpi="http://schemas.microsoft.com/office/word/2010/wordprocessingInk" xmlns:wne="http://schemas.microsoft.com/office/word/2006/wordml" xmlns:wps="http://schemas.microsoft.com/office/word/2010/wordprocessingShape" mc:Ignorable="w14 w15 w16se wp14">
+<w:document xmlns:wpc="http://schemas.microsoft.com/office/word/2010/wordprocessingCanvas" xmlns:cx="http://schemas.microsoft.com/office/drawing/2014/chartex" xmlns:cx1="http://schemas.microsoft.com/office/drawing/2015/9/8/chartex" xmlns:cx2="http://schemas.microsoft.com/office/drawing/2015/10/21/chartex" xmlns:cx3="http://schemas.microsoft.com/office/drawing/2016/5/9/chartex" xmlns:cx4="http://schemas.microsoft.com/office/drawing/2016/5/10/chartex" xmlns:cx5="http://schemas.microsoft.com/office/drawing/2016/5/11/chartex" xmlns:cx6="http://schemas.microsoft.com/office/drawing/2016/5/12/chartex" xmlns:cx7="http://schemas.microsoft.com/office/drawing/2016/5/13/chartex" xmlns:cx8="http://schemas.microsoft.com/office/drawing/2016/5/14/chartex" xmlns:mc="http://schemas.openxmlformats.org/markup-compatibility/2006" xmlns:aink="http://schemas.microsoft.com/office/drawing/2016/ink" xmlns:am3d="http://schemas.microsoft.com/office/drawing/2017/model3d" xmlns:o="urn:schemas-microsoft-com:office:office" xmlns:oel="http://schemas.microsoft.com/office/2019/extlst" xmlns:r="http://schemas.openxmlformats.org/officeDocument/2006/relationships" xmlns:m="http://schemas.openxmlformats.org/officeDocument/2006/math" xmlns:v="urn:schemas-microsoft-com:vml" xmlns:wp14="http://schemas.microsoft.com/office/word/2010/wordprocessingDrawing" xmlns:wp="http://schemas.openxmlformats.org/drawingml/2006/wordprocessingDrawing" xmlns:w10="urn:schemas-microsoft-com:office:word" xmlns:w="http://schemas.openxmlformats.org/wordprocessingml/2006/main" xmlns:w14="http://schemas.microsoft.com/office/word/2010/wordml" xmlns:w15="http://schemas.microsoft.com/office/word/2012/wordml" xmlns:w16cex="http://schemas.microsoft.com/office/word/2018/wordml/cex" xmlns:w16cid="http://schemas.microsoft.com/office/word/2016/wordml/cid" xmlns:w16="http://schemas.microsoft.com/office/word/2018/wordml" xmlns:w16du="http://schemas.microsoft.com/office/word/2023/wordml/word16du" xmlns:w16sdtdh="http://schemas.microsoft.com/office/word/2020/wordml/sdtdatahash" xmlns:w16sdtfl="http://schemas.microsoft.com/office/word/2024/wordml/sdtformatlock" xmlns:w16se="http://schemas.microsoft.com/office/word/2015/wordml/symex" xmlns:wpg="http://schemas.microsoft.com/office/word/2010/wordprocessingGroup" xmlns:wpi="http://schemas.microsoft.com/office/word/2010/wordprocessingInk" xmlns:wne="http://schemas.microsoft.com/office/word/2006/wordml" xmlns:wps="http://schemas.microsoft.com/office/word/2010/wordprocessingShape" mc:Ignorable="w14 w15 w16se w16cid w16 w16cex w16sdtdh w16sdtfl w16du wp14">
   <w:body>
     <w:p>
       <w:pPr>
@@ -379,6 +379,42 @@
                 <w:sz w:val="20"/>
                 <w:szCs w:val="20"/>
               </w:rPr>
+              <w:t xml:space="preserve">  Pasal  4  </w:t>
+            </w:r>
+            <w:proofErr w:type="spellStart"/>
+            <w:r>
+              <w:rPr>
+                <w:rFonts w:ascii="Bookman Old Style" w:hAnsi="Bookman Old Style"/>
+                <w:sz w:val="20"/>
+                <w:szCs w:val="20"/>
+              </w:rPr>
+              <w:t>Peraturan</w:t>
+            </w:r>
+            <w:proofErr w:type="spellEnd"/>
+            <w:r>
+              <w:rPr>
+                <w:rFonts w:ascii="Bookman Old Style" w:hAnsi="Bookman Old Style"/>
+                <w:sz w:val="20"/>
+                <w:szCs w:val="20"/>
+              </w:rPr>
+              <w:t xml:space="preserve"> Menteri  </w:t>
+            </w:r>
+            <w:proofErr w:type="spellStart"/>
+            <w:r>
+              <w:rPr>
+                <w:rFonts w:ascii="Bookman Old Style" w:hAnsi="Bookman Old Style"/>
+                <w:sz w:val="20"/>
+                <w:szCs w:val="20"/>
+              </w:rPr>
+              <w:t>Pendayagunaan</w:t>
+            </w:r>
+            <w:proofErr w:type="spellEnd"/>
+            <w:r>
+              <w:rPr>
+                <w:rFonts w:ascii="Bookman Old Style" w:hAnsi="Bookman Old Style"/>
+                <w:sz w:val="20"/>
+                <w:szCs w:val="20"/>
+              </w:rPr>
               <w:t xml:space="preserve">  </w:t>
             </w:r>
             <w:proofErr w:type="spellStart"/>
@@ -388,25 +424,223 @@
                 <w:sz w:val="20"/>
                 <w:szCs w:val="20"/>
               </w:rPr>
-              <w:t>Pasal</w:t>
-            </w:r>
-            <w:proofErr w:type="spellEnd"/>
-            <w:r>
-              <w:rPr>
-                <w:rFonts w:ascii="Bookman Old Style" w:hAnsi="Bookman Old Style"/>
-                <w:sz w:val="20"/>
-                <w:szCs w:val="20"/>
-              </w:rPr>
-              <w:t xml:space="preserve">  4  </w:t>
-            </w:r>
-            <w:proofErr w:type="spellStart"/>
-            <w:r>
-              <w:rPr>
-                <w:rFonts w:ascii="Bookman Old Style" w:hAnsi="Bookman Old Style"/>
-                <w:sz w:val="20"/>
-                <w:szCs w:val="20"/>
-              </w:rPr>
-              <w:t>Peraturan</w:t>
+              <w:t>Aparatur</w:t>
+            </w:r>
+            <w:proofErr w:type="spellEnd"/>
+            <w:r>
+              <w:rPr>
+                <w:rFonts w:ascii="Bookman Old Style" w:hAnsi="Bookman Old Style"/>
+                <w:sz w:val="20"/>
+                <w:szCs w:val="20"/>
+              </w:rPr>
+              <w:t xml:space="preserve">  Negara  dan  Reformasi </w:t>
+            </w:r>
+            <w:proofErr w:type="spellStart"/>
+            <w:r>
+              <w:rPr>
+                <w:rFonts w:ascii="Bookman Old Style" w:hAnsi="Bookman Old Style"/>
+                <w:sz w:val="20"/>
+                <w:szCs w:val="20"/>
+              </w:rPr>
+              <w:t>Birokrasi</w:t>
+            </w:r>
+            <w:proofErr w:type="spellEnd"/>
+            <w:r>
+              <w:rPr>
+                <w:rFonts w:ascii="Bookman Old Style" w:hAnsi="Bookman Old Style"/>
+                <w:sz w:val="20"/>
+                <w:szCs w:val="20"/>
+              </w:rPr>
+              <w:t xml:space="preserve">  </w:t>
+            </w:r>
+            <w:proofErr w:type="spellStart"/>
+            <w:r>
+              <w:rPr>
+                <w:rFonts w:ascii="Bookman Old Style" w:hAnsi="Bookman Old Style"/>
+                <w:sz w:val="20"/>
+                <w:szCs w:val="20"/>
+              </w:rPr>
+              <w:t>Nomor</w:t>
+            </w:r>
+            <w:proofErr w:type="spellEnd"/>
+            <w:r>
+              <w:rPr>
+                <w:rFonts w:ascii="Bookman Old Style" w:hAnsi="Bookman Old Style"/>
+                <w:sz w:val="20"/>
+                <w:szCs w:val="20"/>
+              </w:rPr>
+              <w:t xml:space="preserve"> 7 </w:t>
+            </w:r>
+            <w:proofErr w:type="spellStart"/>
+            <w:r>
+              <w:rPr>
+                <w:rFonts w:ascii="Bookman Old Style" w:hAnsi="Bookman Old Style"/>
+                <w:sz w:val="20"/>
+                <w:szCs w:val="20"/>
+              </w:rPr>
+              <w:t>Tahun</w:t>
+            </w:r>
+            <w:proofErr w:type="spellEnd"/>
+            <w:r>
+              <w:rPr>
+                <w:rFonts w:ascii="Bookman Old Style" w:hAnsi="Bookman Old Style"/>
+                <w:sz w:val="20"/>
+                <w:szCs w:val="20"/>
+              </w:rPr>
+              <w:t xml:space="preserve"> 2023 </w:t>
+            </w:r>
+            <w:proofErr w:type="spellStart"/>
+            <w:r>
+              <w:rPr>
+                <w:rFonts w:ascii="Bookman Old Style" w:hAnsi="Bookman Old Style"/>
+                <w:sz w:val="20"/>
+                <w:szCs w:val="20"/>
+              </w:rPr>
+              <w:t>tentang</w:t>
+            </w:r>
+            <w:proofErr w:type="spellEnd"/>
+            <w:r>
+              <w:rPr>
+                <w:rFonts w:ascii="Bookman Old Style" w:hAnsi="Bookman Old Style"/>
+                <w:sz w:val="20"/>
+                <w:szCs w:val="20"/>
+              </w:rPr>
+              <w:t xml:space="preserve">  </w:t>
+            </w:r>
+            <w:proofErr w:type="spellStart"/>
+            <w:r>
+              <w:rPr>
+                <w:rFonts w:ascii="Bookman Old Style" w:hAnsi="Bookman Old Style"/>
+                <w:sz w:val="20"/>
+                <w:szCs w:val="20"/>
+              </w:rPr>
+              <w:t>Kenaikan</w:t>
+            </w:r>
+            <w:proofErr w:type="spellEnd"/>
+            <w:r>
+              <w:rPr>
+                <w:rFonts w:ascii="Bookman Old Style" w:hAnsi="Bookman Old Style"/>
+                <w:sz w:val="20"/>
+                <w:szCs w:val="20"/>
+              </w:rPr>
+              <w:t xml:space="preserve">  </w:t>
+            </w:r>
+            <w:proofErr w:type="spellStart"/>
+            <w:r>
+              <w:rPr>
+                <w:rFonts w:ascii="Bookman Old Style" w:hAnsi="Bookman Old Style"/>
+                <w:sz w:val="20"/>
+                <w:szCs w:val="20"/>
+              </w:rPr>
+              <w:t>Gaji</w:t>
+            </w:r>
+            <w:proofErr w:type="spellEnd"/>
+            <w:r>
+              <w:rPr>
+                <w:rFonts w:ascii="Bookman Old Style" w:hAnsi="Bookman Old Style"/>
+                <w:sz w:val="20"/>
+                <w:szCs w:val="20"/>
+              </w:rPr>
+              <w:t xml:space="preserve">  </w:t>
+            </w:r>
+            <w:proofErr w:type="spellStart"/>
+            <w:r>
+              <w:rPr>
+                <w:rFonts w:ascii="Bookman Old Style" w:hAnsi="Bookman Old Style"/>
+                <w:sz w:val="20"/>
+                <w:szCs w:val="20"/>
+              </w:rPr>
+              <w:t>Berkala</w:t>
+            </w:r>
+            <w:proofErr w:type="spellEnd"/>
+            <w:r>
+              <w:rPr>
+                <w:rFonts w:ascii="Bookman Old Style" w:hAnsi="Bookman Old Style"/>
+                <w:sz w:val="20"/>
+                <w:szCs w:val="20"/>
+              </w:rPr>
+              <w:t xml:space="preserve">  dan  </w:t>
+            </w:r>
+            <w:proofErr w:type="spellStart"/>
+            <w:r>
+              <w:rPr>
+                <w:rFonts w:ascii="Bookman Old Style" w:hAnsi="Bookman Old Style"/>
+                <w:sz w:val="20"/>
+                <w:szCs w:val="20"/>
+              </w:rPr>
+              <w:t>Kenaikan</w:t>
+            </w:r>
+            <w:proofErr w:type="spellEnd"/>
+            <w:r>
+              <w:rPr>
+                <w:rFonts w:ascii="Bookman Old Style" w:hAnsi="Bookman Old Style"/>
+                <w:sz w:val="20"/>
+                <w:szCs w:val="20"/>
+              </w:rPr>
+              <w:t xml:space="preserve">  </w:t>
+            </w:r>
+            <w:proofErr w:type="spellStart"/>
+            <w:r>
+              <w:rPr>
+                <w:rFonts w:ascii="Bookman Old Style" w:hAnsi="Bookman Old Style"/>
+                <w:sz w:val="20"/>
+                <w:szCs w:val="20"/>
+              </w:rPr>
+              <w:t>Gaji</w:t>
+            </w:r>
+            <w:proofErr w:type="spellEnd"/>
+            <w:r>
+              <w:rPr>
+                <w:rFonts w:ascii="Bookman Old Style" w:hAnsi="Bookman Old Style"/>
+                <w:sz w:val="20"/>
+                <w:szCs w:val="20"/>
+              </w:rPr>
+              <w:t xml:space="preserve">  Istimewa  </w:t>
+            </w:r>
+            <w:proofErr w:type="spellStart"/>
+            <w:r>
+              <w:rPr>
+                <w:rFonts w:ascii="Bookman Old Style" w:hAnsi="Bookman Old Style"/>
+                <w:sz w:val="20"/>
+                <w:szCs w:val="20"/>
+              </w:rPr>
+              <w:t>Pegawai</w:t>
+            </w:r>
+            <w:proofErr w:type="spellEnd"/>
+            <w:r>
+              <w:rPr>
+                <w:rFonts w:ascii="Bookman Old Style" w:hAnsi="Bookman Old Style"/>
+                <w:sz w:val="20"/>
+                <w:szCs w:val="20"/>
+              </w:rPr>
+              <w:t xml:space="preserve">  </w:t>
+            </w:r>
+            <w:proofErr w:type="spellStart"/>
+            <w:r>
+              <w:rPr>
+                <w:rFonts w:ascii="Bookman Old Style" w:hAnsi="Bookman Old Style"/>
+                <w:sz w:val="20"/>
+                <w:szCs w:val="20"/>
+              </w:rPr>
+              <w:t>Pemerintah</w:t>
+            </w:r>
+            <w:proofErr w:type="spellEnd"/>
+            <w:r>
+              <w:rPr>
+                <w:rFonts w:ascii="Bookman Old Style" w:hAnsi="Bookman Old Style"/>
+                <w:sz w:val="20"/>
+                <w:szCs w:val="20"/>
+              </w:rPr>
+              <w:t xml:space="preserve">  </w:t>
+            </w:r>
+            <w:proofErr w:type="spellStart"/>
+            <w:r>
+              <w:rPr>
+                <w:rFonts w:ascii="Bookman Old Style" w:hAnsi="Bookman Old Style"/>
+                <w:sz w:val="20"/>
+                <w:szCs w:val="20"/>
+              </w:rPr>
+              <w:t>dengan</w:t>
             </w:r>
             <w:proofErr w:type="spellEnd"/>
             <w:r>
@@ -424,7 +658,25 @@
                 <w:sz w:val="20"/>
                 <w:szCs w:val="20"/>
               </w:rPr>
-              <w:t>Menteri</w:t>
+              <w:t>Perjanjian</w:t>
+            </w:r>
+            <w:proofErr w:type="spellEnd"/>
+            <w:r>
+              <w:rPr>
+                <w:rFonts w:ascii="Bookman Old Style" w:hAnsi="Bookman Old Style"/>
+                <w:sz w:val="20"/>
+                <w:szCs w:val="20"/>
+              </w:rPr>
+              <w:t xml:space="preserve">  Kerja,  </w:t>
+            </w:r>
+            <w:proofErr w:type="spellStart"/>
+            <w:r>
+              <w:rPr>
+                <w:rFonts w:ascii="Bookman Old Style" w:hAnsi="Bookman Old Style"/>
+                <w:sz w:val="20"/>
+                <w:szCs w:val="20"/>
+              </w:rPr>
+              <w:t>perlu</w:t>
             </w:r>
             <w:proofErr w:type="spellEnd"/>
             <w:r>
@@ -442,61 +694,61 @@
                 <w:sz w:val="20"/>
                 <w:szCs w:val="20"/>
               </w:rPr>
-              <w:t>Pendayagunaan</w:t>
-            </w:r>
-            <w:proofErr w:type="spellEnd"/>
-            <w:r>
-              <w:rPr>
-                <w:rFonts w:ascii="Bookman Old Style" w:hAnsi="Bookman Old Style"/>
-                <w:sz w:val="20"/>
-                <w:szCs w:val="20"/>
-              </w:rPr>
-              <w:t xml:space="preserve">  </w:t>
-            </w:r>
-            <w:proofErr w:type="spellStart"/>
-            <w:r>
-              <w:rPr>
-                <w:rFonts w:ascii="Bookman Old Style" w:hAnsi="Bookman Old Style"/>
-                <w:sz w:val="20"/>
-                <w:szCs w:val="20"/>
-              </w:rPr>
-              <w:t>Aparatur</w:t>
-            </w:r>
-            <w:proofErr w:type="spellEnd"/>
-            <w:r>
-              <w:rPr>
-                <w:rFonts w:ascii="Bookman Old Style" w:hAnsi="Bookman Old Style"/>
-                <w:sz w:val="20"/>
-                <w:szCs w:val="20"/>
-              </w:rPr>
-              <w:t xml:space="preserve">  Negara  </w:t>
-            </w:r>
-            <w:proofErr w:type="spellStart"/>
-            <w:r>
-              <w:rPr>
-                <w:rFonts w:ascii="Bookman Old Style" w:hAnsi="Bookman Old Style"/>
-                <w:sz w:val="20"/>
-                <w:szCs w:val="20"/>
-              </w:rPr>
-              <w:t>dan</w:t>
-            </w:r>
-            <w:proofErr w:type="spellEnd"/>
-            <w:r>
-              <w:rPr>
-                <w:rFonts w:ascii="Bookman Old Style" w:hAnsi="Bookman Old Style"/>
-                <w:sz w:val="20"/>
-                <w:szCs w:val="20"/>
-              </w:rPr>
-              <w:t xml:space="preserve">  </w:t>
-            </w:r>
-            <w:proofErr w:type="spellStart"/>
-            <w:r>
-              <w:rPr>
-                <w:rFonts w:ascii="Bookman Old Style" w:hAnsi="Bookman Old Style"/>
-                <w:sz w:val="20"/>
-                <w:szCs w:val="20"/>
-              </w:rPr>
-              <w:t>Reformasi</w:t>
+              <w:t>menetapkan</w:t>
+            </w:r>
+            <w:proofErr w:type="spellEnd"/>
+            <w:r>
+              <w:rPr>
+                <w:rFonts w:ascii="Bookman Old Style" w:hAnsi="Bookman Old Style"/>
+                <w:sz w:val="20"/>
+                <w:szCs w:val="20"/>
+              </w:rPr>
+              <w:t xml:space="preserve">  Keputusan  </w:t>
+            </w:r>
+            <w:proofErr w:type="spellStart"/>
+            <w:r>
+              <w:rPr>
+                <w:rFonts w:ascii="Bookman Old Style" w:hAnsi="Bookman Old Style"/>
+                <w:sz w:val="20"/>
+                <w:szCs w:val="20"/>
+              </w:rPr>
+              <w:t>Kepala</w:t>
+            </w:r>
+            <w:proofErr w:type="spellEnd"/>
+            <w:r>
+              <w:rPr>
+                <w:rFonts w:ascii="Bookman Old Style" w:hAnsi="Bookman Old Style"/>
+                <w:sz w:val="20"/>
+                <w:szCs w:val="20"/>
+              </w:rPr>
+              <w:t xml:space="preserve"> Badan </w:t>
+            </w:r>
+            <w:proofErr w:type="spellStart"/>
+            <w:r>
+              <w:rPr>
+                <w:rFonts w:ascii="Bookman Old Style" w:hAnsi="Bookman Old Style"/>
+                <w:sz w:val="20"/>
+                <w:szCs w:val="20"/>
+              </w:rPr>
+              <w:t>Kepegawaian</w:t>
+            </w:r>
+            <w:proofErr w:type="spellEnd"/>
+            <w:r>
+              <w:rPr>
+                <w:rFonts w:ascii="Bookman Old Style" w:hAnsi="Bookman Old Style"/>
+                <w:sz w:val="20"/>
+                <w:szCs w:val="20"/>
+              </w:rPr>
+              <w:t xml:space="preserve"> dan </w:t>
+            </w:r>
+            <w:proofErr w:type="spellStart"/>
+            <w:r>
+              <w:rPr>
+                <w:rFonts w:ascii="Bookman Old Style" w:hAnsi="Bookman Old Style"/>
+                <w:sz w:val="20"/>
+                <w:szCs w:val="20"/>
+              </w:rPr>
+              <w:t>Pengembangan</w:t>
             </w:r>
             <w:proofErr w:type="spellEnd"/>
             <w:r>
@@ -514,52 +766,34 @@
                 <w:sz w:val="20"/>
                 <w:szCs w:val="20"/>
               </w:rPr>
-              <w:t>Birokrasi</w:t>
-            </w:r>
-            <w:proofErr w:type="spellEnd"/>
-            <w:r>
-              <w:rPr>
-                <w:rFonts w:ascii="Bookman Old Style" w:hAnsi="Bookman Old Style"/>
-                <w:sz w:val="20"/>
-                <w:szCs w:val="20"/>
-              </w:rPr>
-              <w:t xml:space="preserve">  </w:t>
-            </w:r>
-            <w:proofErr w:type="spellStart"/>
-            <w:r>
-              <w:rPr>
-                <w:rFonts w:ascii="Bookman Old Style" w:hAnsi="Bookman Old Style"/>
-                <w:sz w:val="20"/>
-                <w:szCs w:val="20"/>
-              </w:rPr>
-              <w:t>Nomor</w:t>
-            </w:r>
-            <w:proofErr w:type="spellEnd"/>
-            <w:r>
-              <w:rPr>
-                <w:rFonts w:ascii="Bookman Old Style" w:hAnsi="Bookman Old Style"/>
-                <w:sz w:val="20"/>
-                <w:szCs w:val="20"/>
-              </w:rPr>
-              <w:t xml:space="preserve"> 7 </w:t>
-            </w:r>
-            <w:proofErr w:type="spellStart"/>
-            <w:r>
-              <w:rPr>
-                <w:rFonts w:ascii="Bookman Old Style" w:hAnsi="Bookman Old Style"/>
-                <w:sz w:val="20"/>
-                <w:szCs w:val="20"/>
-              </w:rPr>
-              <w:t>Tahun</w:t>
-            </w:r>
-            <w:proofErr w:type="spellEnd"/>
-            <w:r>
-              <w:rPr>
-                <w:rFonts w:ascii="Bookman Old Style" w:hAnsi="Bookman Old Style"/>
-                <w:sz w:val="20"/>
-                <w:szCs w:val="20"/>
-              </w:rPr>
-              <w:t xml:space="preserve"> 2023 </w:t>
+              <w:t>Sumber</w:t>
+            </w:r>
+            <w:proofErr w:type="spellEnd"/>
+            <w:r>
+              <w:rPr>
+                <w:rFonts w:ascii="Bookman Old Style" w:hAnsi="Bookman Old Style"/>
+                <w:sz w:val="20"/>
+                <w:szCs w:val="20"/>
+              </w:rPr>
+              <w:t xml:space="preserve"> Daya </w:t>
+            </w:r>
+            <w:proofErr w:type="spellStart"/>
+            <w:r>
+              <w:rPr>
+                <w:rFonts w:ascii="Bookman Old Style" w:hAnsi="Bookman Old Style"/>
+                <w:sz w:val="20"/>
+                <w:szCs w:val="20"/>
+              </w:rPr>
+              <w:t>Manusia</w:t>
+            </w:r>
+            <w:proofErr w:type="spellEnd"/>
+            <w:r>
+              <w:rPr>
+                <w:rFonts w:ascii="Bookman Old Style" w:hAnsi="Bookman Old Style"/>
+                <w:sz w:val="20"/>
+                <w:szCs w:val="20"/>
+              </w:rPr>
+              <w:t xml:space="preserve"> Daerah </w:t>
             </w:r>
             <w:proofErr w:type="spellStart"/>
             <w:r>
@@ -577,7 +811,7 @@
                 <w:sz w:val="20"/>
                 <w:szCs w:val="20"/>
               </w:rPr>
-              <w:t xml:space="preserve">  </w:t>
+              <w:t xml:space="preserve"> </w:t>
             </w:r>
             <w:proofErr w:type="spellStart"/>
             <w:r>
@@ -595,7 +829,7 @@
                 <w:sz w:val="20"/>
                 <w:szCs w:val="20"/>
               </w:rPr>
-              <w:t xml:space="preserve">  </w:t>
+              <w:t xml:space="preserve"> </w:t>
             </w:r>
             <w:proofErr w:type="spellStart"/>
             <w:r>
@@ -613,439 +847,7 @@
                 <w:sz w:val="20"/>
                 <w:szCs w:val="20"/>
               </w:rPr>
-              <w:t xml:space="preserve">  </w:t>
-            </w:r>
-            <w:proofErr w:type="spellStart"/>
-            <w:r>
-              <w:rPr>
-                <w:rFonts w:ascii="Bookman Old Style" w:hAnsi="Bookman Old Style"/>
-                <w:sz w:val="20"/>
-                <w:szCs w:val="20"/>
-              </w:rPr>
-              <w:t>Berkala</w:t>
-            </w:r>
-            <w:proofErr w:type="spellEnd"/>
-            <w:r>
-              <w:rPr>
-                <w:rFonts w:ascii="Bookman Old Style" w:hAnsi="Bookman Old Style"/>
-                <w:sz w:val="20"/>
-                <w:szCs w:val="20"/>
-              </w:rPr>
-              <w:t xml:space="preserve">  </w:t>
-            </w:r>
-            <w:proofErr w:type="spellStart"/>
-            <w:r>
-              <w:rPr>
-                <w:rFonts w:ascii="Bookman Old Style" w:hAnsi="Bookman Old Style"/>
-                <w:sz w:val="20"/>
-                <w:szCs w:val="20"/>
-              </w:rPr>
-              <w:t>dan</w:t>
-            </w:r>
-            <w:proofErr w:type="spellEnd"/>
-            <w:r>
-              <w:rPr>
-                <w:rFonts w:ascii="Bookman Old Style" w:hAnsi="Bookman Old Style"/>
-                <w:sz w:val="20"/>
-                <w:szCs w:val="20"/>
-              </w:rPr>
-              <w:t xml:space="preserve">  </w:t>
-            </w:r>
-            <w:proofErr w:type="spellStart"/>
-            <w:r>
-              <w:rPr>
-                <w:rFonts w:ascii="Bookman Old Style" w:hAnsi="Bookman Old Style"/>
-                <w:sz w:val="20"/>
-                <w:szCs w:val="20"/>
-              </w:rPr>
-              <w:t>Kenaikan</w:t>
-            </w:r>
-            <w:proofErr w:type="spellEnd"/>
-            <w:r>
-              <w:rPr>
-                <w:rFonts w:ascii="Bookman Old Style" w:hAnsi="Bookman Old Style"/>
-                <w:sz w:val="20"/>
-                <w:szCs w:val="20"/>
-              </w:rPr>
-              <w:t xml:space="preserve">  </w:t>
-            </w:r>
-            <w:proofErr w:type="spellStart"/>
-            <w:r>
-              <w:rPr>
-                <w:rFonts w:ascii="Bookman Old Style" w:hAnsi="Bookman Old Style"/>
-                <w:sz w:val="20"/>
-                <w:szCs w:val="20"/>
-              </w:rPr>
-              <w:t>Gaji</w:t>
-            </w:r>
-            <w:proofErr w:type="spellEnd"/>
-            <w:r>
-              <w:rPr>
-                <w:rFonts w:ascii="Bookman Old Style" w:hAnsi="Bookman Old Style"/>
-                <w:sz w:val="20"/>
-                <w:szCs w:val="20"/>
-              </w:rPr>
-              <w:t xml:space="preserve">  Istimewa  </w:t>
-            </w:r>
-            <w:proofErr w:type="spellStart"/>
-            <w:r>
-              <w:rPr>
-                <w:rFonts w:ascii="Bookman Old Style" w:hAnsi="Bookman Old Style"/>
-                <w:sz w:val="20"/>
-                <w:szCs w:val="20"/>
-              </w:rPr>
-              <w:t>Pegawai</w:t>
-            </w:r>
-            <w:proofErr w:type="spellEnd"/>
-            <w:r>
-              <w:rPr>
-                <w:rFonts w:ascii="Bookman Old Style" w:hAnsi="Bookman Old Style"/>
-                <w:sz w:val="20"/>
-                <w:szCs w:val="20"/>
-              </w:rPr>
-              <w:t xml:space="preserve">  </w:t>
-            </w:r>
-            <w:proofErr w:type="spellStart"/>
-            <w:r>
-              <w:rPr>
-                <w:rFonts w:ascii="Bookman Old Style" w:hAnsi="Bookman Old Style"/>
-                <w:sz w:val="20"/>
-                <w:szCs w:val="20"/>
-              </w:rPr>
-              <w:t>Pemerintah</w:t>
-            </w:r>
-            <w:proofErr w:type="spellEnd"/>
-            <w:r>
-              <w:rPr>
-                <w:rFonts w:ascii="Bookman Old Style" w:hAnsi="Bookman Old Style"/>
-                <w:sz w:val="20"/>
-                <w:szCs w:val="20"/>
-              </w:rPr>
-              <w:t xml:space="preserve">  </w:t>
-            </w:r>
-            <w:proofErr w:type="spellStart"/>
-            <w:r>
-              <w:rPr>
-                <w:rFonts w:ascii="Bookman Old Style" w:hAnsi="Bookman Old Style"/>
-                <w:sz w:val="20"/>
-                <w:szCs w:val="20"/>
-              </w:rPr>
-              <w:t>dengan</w:t>
-            </w:r>
-            <w:proofErr w:type="spellEnd"/>
-            <w:r>
-              <w:rPr>
-                <w:rFonts w:ascii="Bookman Old Style" w:hAnsi="Bookman Old Style"/>
-                <w:sz w:val="20"/>
-                <w:szCs w:val="20"/>
-              </w:rPr>
-              <w:t xml:space="preserve"> </w:t>
-            </w:r>
-            <w:proofErr w:type="spellStart"/>
-            <w:r>
-              <w:rPr>
-                <w:rFonts w:ascii="Bookman Old Style" w:hAnsi="Bookman Old Style"/>
-                <w:sz w:val="20"/>
-                <w:szCs w:val="20"/>
-              </w:rPr>
-              <w:t>Perjanjian</w:t>
-            </w:r>
-            <w:proofErr w:type="spellEnd"/>
-            <w:r>
-              <w:rPr>
-                <w:rFonts w:ascii="Bookman Old Style" w:hAnsi="Bookman Old Style"/>
-                <w:sz w:val="20"/>
-                <w:szCs w:val="20"/>
-              </w:rPr>
-              <w:t xml:space="preserve">  </w:t>
-            </w:r>
-            <w:proofErr w:type="spellStart"/>
-            <w:r>
-              <w:rPr>
-                <w:rFonts w:ascii="Bookman Old Style" w:hAnsi="Bookman Old Style"/>
-                <w:sz w:val="20"/>
-                <w:szCs w:val="20"/>
-              </w:rPr>
-              <w:t>Kerja</w:t>
-            </w:r>
-            <w:proofErr w:type="spellEnd"/>
-            <w:r>
-              <w:rPr>
-                <w:rFonts w:ascii="Bookman Old Style" w:hAnsi="Bookman Old Style"/>
-                <w:sz w:val="20"/>
-                <w:szCs w:val="20"/>
-              </w:rPr>
-              <w:t xml:space="preserve">,  </w:t>
-            </w:r>
-            <w:proofErr w:type="spellStart"/>
-            <w:r>
-              <w:rPr>
-                <w:rFonts w:ascii="Bookman Old Style" w:hAnsi="Bookman Old Style"/>
-                <w:sz w:val="20"/>
-                <w:szCs w:val="20"/>
-              </w:rPr>
-              <w:t>perlu</w:t>
-            </w:r>
-            <w:proofErr w:type="spellEnd"/>
-            <w:r>
-              <w:rPr>
-                <w:rFonts w:ascii="Bookman Old Style" w:hAnsi="Bookman Old Style"/>
-                <w:sz w:val="20"/>
-                <w:szCs w:val="20"/>
-              </w:rPr>
-              <w:t xml:space="preserve">  </w:t>
-            </w:r>
-            <w:proofErr w:type="spellStart"/>
-            <w:r>
-              <w:rPr>
-                <w:rFonts w:ascii="Bookman Old Style" w:hAnsi="Bookman Old Style"/>
-                <w:sz w:val="20"/>
-                <w:szCs w:val="20"/>
-              </w:rPr>
-              <w:t>menetapkan</w:t>
-            </w:r>
-            <w:proofErr w:type="spellEnd"/>
-            <w:r>
-              <w:rPr>
-                <w:rFonts w:ascii="Bookman Old Style" w:hAnsi="Bookman Old Style"/>
-                <w:sz w:val="20"/>
-                <w:szCs w:val="20"/>
-              </w:rPr>
-              <w:t xml:space="preserve">  </w:t>
-            </w:r>
-            <w:proofErr w:type="spellStart"/>
-            <w:r>
-              <w:rPr>
-                <w:rFonts w:ascii="Bookman Old Style" w:hAnsi="Bookman Old Style"/>
-                <w:sz w:val="20"/>
-                <w:szCs w:val="20"/>
-              </w:rPr>
-              <w:t>Keputusan</w:t>
-            </w:r>
-            <w:proofErr w:type="spellEnd"/>
-            <w:r>
-              <w:rPr>
-                <w:rFonts w:ascii="Bookman Old Style" w:hAnsi="Bookman Old Style"/>
-                <w:sz w:val="20"/>
-                <w:szCs w:val="20"/>
-              </w:rPr>
-              <w:t xml:space="preserve">  </w:t>
-            </w:r>
-            <w:proofErr w:type="spellStart"/>
-            <w:r>
-              <w:rPr>
-                <w:rFonts w:ascii="Bookman Old Style" w:hAnsi="Bookman Old Style"/>
-                <w:sz w:val="20"/>
-                <w:szCs w:val="20"/>
-              </w:rPr>
-              <w:t>Kepala</w:t>
-            </w:r>
-            <w:proofErr w:type="spellEnd"/>
-            <w:r>
-              <w:rPr>
-                <w:rFonts w:ascii="Bookman Old Style" w:hAnsi="Bookman Old Style"/>
-                <w:sz w:val="20"/>
-                <w:szCs w:val="20"/>
-              </w:rPr>
-              <w:t xml:space="preserve"> </w:t>
-            </w:r>
-            <w:proofErr w:type="spellStart"/>
-            <w:r>
-              <w:rPr>
-                <w:rFonts w:ascii="Bookman Old Style" w:hAnsi="Bookman Old Style"/>
-                <w:sz w:val="20"/>
-                <w:szCs w:val="20"/>
-              </w:rPr>
-              <w:t>Badan</w:t>
-            </w:r>
-            <w:proofErr w:type="spellEnd"/>
-            <w:r>
-              <w:rPr>
-                <w:rFonts w:ascii="Bookman Old Style" w:hAnsi="Bookman Old Style"/>
-                <w:sz w:val="20"/>
-                <w:szCs w:val="20"/>
-              </w:rPr>
-              <w:t xml:space="preserve"> </w:t>
-            </w:r>
-            <w:proofErr w:type="spellStart"/>
-            <w:r>
-              <w:rPr>
-                <w:rFonts w:ascii="Bookman Old Style" w:hAnsi="Bookman Old Style"/>
-                <w:sz w:val="20"/>
-                <w:szCs w:val="20"/>
-              </w:rPr>
-              <w:t>Kepegawaian</w:t>
-            </w:r>
-            <w:proofErr w:type="spellEnd"/>
-            <w:r>
-              <w:rPr>
-                <w:rFonts w:ascii="Bookman Old Style" w:hAnsi="Bookman Old Style"/>
-                <w:sz w:val="20"/>
-                <w:szCs w:val="20"/>
-              </w:rPr>
-              <w:t xml:space="preserve"> </w:t>
-            </w:r>
-            <w:proofErr w:type="spellStart"/>
-            <w:r>
-              <w:rPr>
-                <w:rFonts w:ascii="Bookman Old Style" w:hAnsi="Bookman Old Style"/>
-                <w:sz w:val="20"/>
-                <w:szCs w:val="20"/>
-              </w:rPr>
-              <w:t>dan</w:t>
-            </w:r>
-            <w:proofErr w:type="spellEnd"/>
-            <w:r>
-              <w:rPr>
-                <w:rFonts w:ascii="Bookman Old Style" w:hAnsi="Bookman Old Style"/>
-                <w:sz w:val="20"/>
-                <w:szCs w:val="20"/>
-              </w:rPr>
-              <w:t xml:space="preserve"> </w:t>
-            </w:r>
-            <w:proofErr w:type="spellStart"/>
-            <w:r>
-              <w:rPr>
-                <w:rFonts w:ascii="Bookman Old Style" w:hAnsi="Bookman Old Style"/>
-                <w:sz w:val="20"/>
-                <w:szCs w:val="20"/>
-              </w:rPr>
-              <w:t>Pengembangan</w:t>
-            </w:r>
-            <w:proofErr w:type="spellEnd"/>
-            <w:r>
-              <w:rPr>
-                <w:rFonts w:ascii="Bookman Old Style" w:hAnsi="Bookman Old Style"/>
-                <w:sz w:val="20"/>
-                <w:szCs w:val="20"/>
-              </w:rPr>
-              <w:t xml:space="preserve"> </w:t>
-            </w:r>
-            <w:proofErr w:type="spellStart"/>
-            <w:r>
-              <w:rPr>
-                <w:rFonts w:ascii="Bookman Old Style" w:hAnsi="Bookman Old Style"/>
-                <w:sz w:val="20"/>
-                <w:szCs w:val="20"/>
-              </w:rPr>
-              <w:t>Sumber</w:t>
-            </w:r>
-            <w:proofErr w:type="spellEnd"/>
-            <w:r>
-              <w:rPr>
-                <w:rFonts w:ascii="Bookman Old Style" w:hAnsi="Bookman Old Style"/>
-                <w:sz w:val="20"/>
-                <w:szCs w:val="20"/>
-              </w:rPr>
-              <w:t xml:space="preserve"> </w:t>
-            </w:r>
-            <w:proofErr w:type="spellStart"/>
-            <w:r>
-              <w:rPr>
-                <w:rFonts w:ascii="Bookman Old Style" w:hAnsi="Bookman Old Style"/>
-                <w:sz w:val="20"/>
-                <w:szCs w:val="20"/>
-              </w:rPr>
-              <w:t>Daya</w:t>
-            </w:r>
-            <w:proofErr w:type="spellEnd"/>
-            <w:r>
-              <w:rPr>
-                <w:rFonts w:ascii="Bookman Old Style" w:hAnsi="Bookman Old Style"/>
-                <w:sz w:val="20"/>
-                <w:szCs w:val="20"/>
-              </w:rPr>
-              <w:t xml:space="preserve"> </w:t>
-            </w:r>
-            <w:proofErr w:type="spellStart"/>
-            <w:r>
-              <w:rPr>
-                <w:rFonts w:ascii="Bookman Old Style" w:hAnsi="Bookman Old Style"/>
-                <w:sz w:val="20"/>
-                <w:szCs w:val="20"/>
-              </w:rPr>
-              <w:t>Manusia</w:t>
-            </w:r>
-            <w:proofErr w:type="spellEnd"/>
-            <w:r>
-              <w:rPr>
-                <w:rFonts w:ascii="Bookman Old Style" w:hAnsi="Bookman Old Style"/>
-                <w:sz w:val="20"/>
-                <w:szCs w:val="20"/>
-              </w:rPr>
-              <w:t xml:space="preserve"> Daerah </w:t>
-            </w:r>
-            <w:proofErr w:type="spellStart"/>
-            <w:r>
-              <w:rPr>
-                <w:rFonts w:ascii="Bookman Old Style" w:hAnsi="Bookman Old Style"/>
-                <w:sz w:val="20"/>
-                <w:szCs w:val="20"/>
-              </w:rPr>
-              <w:t>tentang</w:t>
-            </w:r>
-            <w:proofErr w:type="spellEnd"/>
-            <w:r>
-              <w:rPr>
-                <w:rFonts w:ascii="Bookman Old Style" w:hAnsi="Bookman Old Style"/>
-                <w:sz w:val="20"/>
-                <w:szCs w:val="20"/>
-              </w:rPr>
-              <w:t xml:space="preserve"> </w:t>
-            </w:r>
-            <w:proofErr w:type="spellStart"/>
-            <w:r>
-              <w:rPr>
-                <w:rFonts w:ascii="Bookman Old Style" w:hAnsi="Bookman Old Style"/>
-                <w:sz w:val="20"/>
-                <w:szCs w:val="20"/>
-              </w:rPr>
-              <w:t>Kenaikan</w:t>
-            </w:r>
-            <w:proofErr w:type="spellEnd"/>
-            <w:r>
-              <w:rPr>
-                <w:rFonts w:ascii="Bookman Old Style" w:hAnsi="Bookman Old Style"/>
-                <w:sz w:val="20"/>
-                <w:szCs w:val="20"/>
-              </w:rPr>
-              <w:t xml:space="preserve"> </w:t>
-            </w:r>
-            <w:proofErr w:type="spellStart"/>
-            <w:r>
-              <w:rPr>
-                <w:rFonts w:ascii="Bookman Old Style" w:hAnsi="Bookman Old Style"/>
-                <w:sz w:val="20"/>
-                <w:szCs w:val="20"/>
-              </w:rPr>
-              <w:t>Gaji</w:t>
-            </w:r>
-            <w:proofErr w:type="spellEnd"/>
-            <w:r>
-              <w:rPr>
-                <w:rFonts w:ascii="Bookman Old Style" w:hAnsi="Bookman Old Style"/>
-                <w:sz w:val="20"/>
-                <w:szCs w:val="20"/>
-              </w:rPr>
-              <w:t xml:space="preserve"> </w:t>
-            </w:r>
-            <w:proofErr w:type="spellStart"/>
-            <w:r>
-              <w:rPr>
-                <w:rFonts w:ascii="Bookman Old Style" w:hAnsi="Bookman Old Style"/>
-                <w:sz w:val="20"/>
-                <w:szCs w:val="20"/>
-              </w:rPr>
-              <w:t>Berkala</w:t>
-            </w:r>
-            <w:proofErr w:type="spellEnd"/>
-            <w:r>
-              <w:rPr>
-                <w:rFonts w:ascii="Bookman Old Style" w:hAnsi="Bookman Old Style"/>
-                <w:sz w:val="20"/>
-                <w:szCs w:val="20"/>
-              </w:rPr>
-              <w:t>;</w:t>
+              <w:t xml:space="preserve"> Berkala;</w:t>
             </w:r>
           </w:p>
         </w:tc>
@@ -1289,25 +1091,7 @@
                 <w:sz w:val="20"/>
                 <w:szCs w:val="20"/>
               </w:rPr>
-              <w:t xml:space="preserve"> Negara </w:t>
-            </w:r>
-            <w:proofErr w:type="spellStart"/>
-            <w:r>
-              <w:rPr>
-                <w:rFonts w:ascii="Bookman Old Style" w:hAnsi="Bookman Old Style"/>
-                <w:sz w:val="20"/>
-                <w:szCs w:val="20"/>
-              </w:rPr>
-              <w:t>Republik</w:t>
-            </w:r>
-            <w:proofErr w:type="spellEnd"/>
-            <w:r>
-              <w:rPr>
-                <w:rFonts w:ascii="Bookman Old Style" w:hAnsi="Bookman Old Style"/>
-                <w:sz w:val="20"/>
-                <w:szCs w:val="20"/>
-              </w:rPr>
-              <w:t xml:space="preserve"> Indonesia </w:t>
+              <w:t xml:space="preserve"> Negara Republik Indonesia </w:t>
             </w:r>
             <w:proofErr w:type="spellStart"/>
             <w:r>
@@ -1379,25 +1163,7 @@
                 <w:sz w:val="20"/>
                 <w:szCs w:val="20"/>
               </w:rPr>
-              <w:t xml:space="preserve">  Negara  </w:t>
-            </w:r>
-            <w:proofErr w:type="spellStart"/>
-            <w:r>
-              <w:rPr>
-                <w:rFonts w:ascii="Bookman Old Style" w:hAnsi="Bookman Old Style"/>
-                <w:sz w:val="20"/>
-                <w:szCs w:val="20"/>
-              </w:rPr>
-              <w:t>Republik</w:t>
-            </w:r>
-            <w:proofErr w:type="spellEnd"/>
-            <w:r>
-              <w:rPr>
-                <w:rFonts w:ascii="Bookman Old Style" w:hAnsi="Bookman Old Style"/>
-                <w:sz w:val="20"/>
-                <w:szCs w:val="20"/>
-              </w:rPr>
-              <w:t xml:space="preserve"> Indonesia </w:t>
+              <w:t xml:space="preserve">  Negara  Republik Indonesia </w:t>
             </w:r>
             <w:proofErr w:type="spellStart"/>
             <w:r>
@@ -1647,25 +1413,7 @@
                 <w:sz w:val="20"/>
                 <w:szCs w:val="20"/>
               </w:rPr>
-              <w:t xml:space="preserve"> Negara </w:t>
-            </w:r>
-            <w:proofErr w:type="spellStart"/>
-            <w:r>
-              <w:rPr>
-                <w:rFonts w:ascii="Bookman Old Style" w:hAnsi="Bookman Old Style"/>
-                <w:sz w:val="20"/>
-                <w:szCs w:val="20"/>
-              </w:rPr>
-              <w:t>Republik</w:t>
-            </w:r>
-            <w:proofErr w:type="spellEnd"/>
-            <w:r>
-              <w:rPr>
-                <w:rFonts w:ascii="Bookman Old Style" w:hAnsi="Bookman Old Style"/>
-                <w:sz w:val="20"/>
-                <w:szCs w:val="20"/>
-              </w:rPr>
-              <w:t xml:space="preserve"> Indonesia </w:t>
+              <w:t xml:space="preserve"> Negara Republik Indonesia </w:t>
             </w:r>
             <w:proofErr w:type="spellStart"/>
             <w:r>
@@ -1807,16 +1555,16 @@
                 <w:sz w:val="20"/>
                 <w:szCs w:val="20"/>
               </w:rPr>
-              <w:t xml:space="preserve"> </w:t>
-            </w:r>
-            <w:proofErr w:type="spellStart"/>
-            <w:r>
-              <w:rPr>
-                <w:rFonts w:ascii="Bookman Old Style" w:hAnsi="Bookman Old Style"/>
-                <w:sz w:val="20"/>
-                <w:szCs w:val="20"/>
-              </w:rPr>
-              <w:t>Kementerian</w:t>
+              <w:t xml:space="preserve"> Kementerian  </w:t>
+            </w:r>
+            <w:proofErr w:type="spellStart"/>
+            <w:r>
+              <w:rPr>
+                <w:rFonts w:ascii="Bookman Old Style" w:hAnsi="Bookman Old Style"/>
+                <w:sz w:val="20"/>
+                <w:szCs w:val="20"/>
+              </w:rPr>
+              <w:t>Pendayagunaan</w:t>
             </w:r>
             <w:proofErr w:type="spellEnd"/>
             <w:r>
@@ -1834,24 +1582,6 @@
                 <w:sz w:val="20"/>
                 <w:szCs w:val="20"/>
               </w:rPr>
-              <w:t>Pendayagunaan</w:t>
-            </w:r>
-            <w:proofErr w:type="spellEnd"/>
-            <w:r>
-              <w:rPr>
-                <w:rFonts w:ascii="Bookman Old Style" w:hAnsi="Bookman Old Style"/>
-                <w:sz w:val="20"/>
-                <w:szCs w:val="20"/>
-              </w:rPr>
-              <w:t xml:space="preserve">  </w:t>
-            </w:r>
-            <w:proofErr w:type="spellStart"/>
-            <w:r>
-              <w:rPr>
-                <w:rFonts w:ascii="Bookman Old Style" w:hAnsi="Bookman Old Style"/>
-                <w:sz w:val="20"/>
-                <w:szCs w:val="20"/>
-              </w:rPr>
               <w:t>Aparatur</w:t>
             </w:r>
             <w:proofErr w:type="spellEnd"/>
@@ -1861,43 +1591,7 @@
                 <w:sz w:val="20"/>
                 <w:szCs w:val="20"/>
               </w:rPr>
-              <w:t xml:space="preserve">  Negara  </w:t>
-            </w:r>
-            <w:proofErr w:type="spellStart"/>
-            <w:r>
-              <w:rPr>
-                <w:rFonts w:ascii="Bookman Old Style" w:hAnsi="Bookman Old Style"/>
-                <w:sz w:val="20"/>
-                <w:szCs w:val="20"/>
-              </w:rPr>
-              <w:t>dan</w:t>
-            </w:r>
-            <w:proofErr w:type="spellEnd"/>
-            <w:r>
-              <w:rPr>
-                <w:rFonts w:ascii="Bookman Old Style" w:hAnsi="Bookman Old Style"/>
-                <w:sz w:val="20"/>
-                <w:szCs w:val="20"/>
-              </w:rPr>
-              <w:t xml:space="preserve"> </w:t>
-            </w:r>
-            <w:proofErr w:type="spellStart"/>
-            <w:r>
-              <w:rPr>
-                <w:rFonts w:ascii="Bookman Old Style" w:hAnsi="Bookman Old Style"/>
-                <w:sz w:val="20"/>
-                <w:szCs w:val="20"/>
-              </w:rPr>
-              <w:t>Reformasi</w:t>
-            </w:r>
-            <w:proofErr w:type="spellEnd"/>
-            <w:r>
-              <w:rPr>
-                <w:rFonts w:ascii="Bookman Old Style" w:hAnsi="Bookman Old Style"/>
-                <w:sz w:val="20"/>
-                <w:szCs w:val="20"/>
-              </w:rPr>
-              <w:t xml:space="preserve">  </w:t>
+              <w:t xml:space="preserve">  Negara  dan Reformasi  </w:t>
             </w:r>
             <w:proofErr w:type="spellStart"/>
             <w:r>
@@ -1933,25 +1627,7 @@
                 <w:sz w:val="20"/>
                 <w:szCs w:val="20"/>
               </w:rPr>
-              <w:t xml:space="preserve">  Negara  </w:t>
-            </w:r>
-            <w:proofErr w:type="spellStart"/>
-            <w:r>
-              <w:rPr>
-                <w:rFonts w:ascii="Bookman Old Style" w:hAnsi="Bookman Old Style"/>
-                <w:sz w:val="20"/>
-                <w:szCs w:val="20"/>
-              </w:rPr>
-              <w:t>Republik</w:t>
-            </w:r>
-            <w:proofErr w:type="spellEnd"/>
-            <w:r>
-              <w:rPr>
-                <w:rFonts w:ascii="Bookman Old Style" w:hAnsi="Bookman Old Style"/>
-                <w:sz w:val="20"/>
-                <w:szCs w:val="20"/>
-              </w:rPr>
-              <w:t xml:space="preserve"> Indonesia </w:t>
+              <w:t xml:space="preserve">  Negara  Republik Indonesia </w:t>
             </w:r>
             <w:proofErr w:type="spellStart"/>
             <w:r>
@@ -2021,6 +1697,24 @@
                 <w:sz w:val="20"/>
                 <w:szCs w:val="20"/>
               </w:rPr>
+              <w:t xml:space="preserve">  Menteri  </w:t>
+            </w:r>
+            <w:proofErr w:type="spellStart"/>
+            <w:r>
+              <w:rPr>
+                <w:rFonts w:ascii="Bookman Old Style" w:hAnsi="Bookman Old Style"/>
+                <w:sz w:val="20"/>
+                <w:szCs w:val="20"/>
+              </w:rPr>
+              <w:t>Pendayagunaan</w:t>
+            </w:r>
+            <w:proofErr w:type="spellEnd"/>
+            <w:r>
+              <w:rPr>
+                <w:rFonts w:ascii="Bookman Old Style" w:hAnsi="Bookman Old Style"/>
+                <w:sz w:val="20"/>
+                <w:szCs w:val="20"/>
+              </w:rPr>
               <w:t xml:space="preserve">  </w:t>
             </w:r>
             <w:proofErr w:type="spellStart"/>
@@ -2030,7 +1724,25 @@
                 <w:sz w:val="20"/>
                 <w:szCs w:val="20"/>
               </w:rPr>
-              <w:t>Menteri</w:t>
+              <w:t>Aparatur</w:t>
+            </w:r>
+            <w:proofErr w:type="spellEnd"/>
+            <w:r>
+              <w:rPr>
+                <w:rFonts w:ascii="Bookman Old Style" w:hAnsi="Bookman Old Style"/>
+                <w:sz w:val="20"/>
+                <w:szCs w:val="20"/>
+              </w:rPr>
+              <w:t xml:space="preserve">  Negara  dan Reformasi  </w:t>
+            </w:r>
+            <w:proofErr w:type="spellStart"/>
+            <w:r>
+              <w:rPr>
+                <w:rFonts w:ascii="Bookman Old Style" w:hAnsi="Bookman Old Style"/>
+                <w:sz w:val="20"/>
+                <w:szCs w:val="20"/>
+              </w:rPr>
+              <w:t>Birokrasi</w:t>
             </w:r>
             <w:proofErr w:type="spellEnd"/>
             <w:r>
@@ -2048,6 +1760,78 @@
                 <w:sz w:val="20"/>
                 <w:szCs w:val="20"/>
               </w:rPr>
+              <w:t>Nomor</w:t>
+            </w:r>
+            <w:proofErr w:type="spellEnd"/>
+            <w:r>
+              <w:rPr>
+                <w:rFonts w:ascii="Bookman Old Style" w:hAnsi="Bookman Old Style"/>
+                <w:sz w:val="20"/>
+                <w:szCs w:val="20"/>
+              </w:rPr>
+              <w:t xml:space="preserve">  60  </w:t>
+            </w:r>
+            <w:proofErr w:type="spellStart"/>
+            <w:r>
+              <w:rPr>
+                <w:rFonts w:ascii="Bookman Old Style" w:hAnsi="Bookman Old Style"/>
+                <w:sz w:val="20"/>
+                <w:szCs w:val="20"/>
+              </w:rPr>
+              <w:t>Tahun</w:t>
+            </w:r>
+            <w:proofErr w:type="spellEnd"/>
+            <w:r>
+              <w:rPr>
+                <w:rFonts w:ascii="Bookman Old Style" w:hAnsi="Bookman Old Style"/>
+                <w:sz w:val="20"/>
+                <w:szCs w:val="20"/>
+              </w:rPr>
+              <w:t xml:space="preserve">  2021  </w:t>
+            </w:r>
+            <w:proofErr w:type="spellStart"/>
+            <w:r>
+              <w:rPr>
+                <w:rFonts w:ascii="Bookman Old Style" w:hAnsi="Bookman Old Style"/>
+                <w:sz w:val="20"/>
+                <w:szCs w:val="20"/>
+              </w:rPr>
+              <w:t>tentang</w:t>
+            </w:r>
+            <w:proofErr w:type="spellEnd"/>
+            <w:r>
+              <w:rPr>
+                <w:rFonts w:ascii="Bookman Old Style" w:hAnsi="Bookman Old Style"/>
+                <w:sz w:val="20"/>
+                <w:szCs w:val="20"/>
+              </w:rPr>
+              <w:t xml:space="preserve"> </w:t>
+            </w:r>
+            <w:proofErr w:type="spellStart"/>
+            <w:r>
+              <w:rPr>
+                <w:rFonts w:ascii="Bookman Old Style" w:hAnsi="Bookman Old Style"/>
+                <w:sz w:val="20"/>
+                <w:szCs w:val="20"/>
+              </w:rPr>
+              <w:t>Organisasi</w:t>
+            </w:r>
+            <w:proofErr w:type="spellEnd"/>
+            <w:r>
+              <w:rPr>
+                <w:rFonts w:ascii="Bookman Old Style" w:hAnsi="Bookman Old Style"/>
+                <w:sz w:val="20"/>
+                <w:szCs w:val="20"/>
+              </w:rPr>
+              <w:t xml:space="preserve">  dan  Tata  Kerja  Kementerian  </w:t>
+            </w:r>
+            <w:proofErr w:type="spellStart"/>
+            <w:r>
+              <w:rPr>
+                <w:rFonts w:ascii="Bookman Old Style" w:hAnsi="Bookman Old Style"/>
+                <w:sz w:val="20"/>
+                <w:szCs w:val="20"/>
+              </w:rPr>
               <w:t>Pendayagunaan</w:t>
             </w:r>
             <w:proofErr w:type="spellEnd"/>
@@ -2057,6 +1841,96 @@
                 <w:sz w:val="20"/>
                 <w:szCs w:val="20"/>
               </w:rPr>
+              <w:t xml:space="preserve"> </w:t>
+            </w:r>
+            <w:proofErr w:type="spellStart"/>
+            <w:r>
+              <w:rPr>
+                <w:rFonts w:ascii="Bookman Old Style" w:hAnsi="Bookman Old Style"/>
+                <w:sz w:val="20"/>
+                <w:szCs w:val="20"/>
+              </w:rPr>
+              <w:t>Aparatur</w:t>
+            </w:r>
+            <w:proofErr w:type="spellEnd"/>
+            <w:r>
+              <w:rPr>
+                <w:rFonts w:ascii="Bookman Old Style" w:hAnsi="Bookman Old Style"/>
+                <w:sz w:val="20"/>
+                <w:szCs w:val="20"/>
+              </w:rPr>
+              <w:t xml:space="preserve">  Negara  dan  Reformasi  </w:t>
+            </w:r>
+            <w:proofErr w:type="spellStart"/>
+            <w:r>
+              <w:rPr>
+                <w:rFonts w:ascii="Bookman Old Style" w:hAnsi="Bookman Old Style"/>
+                <w:sz w:val="20"/>
+                <w:szCs w:val="20"/>
+              </w:rPr>
+              <w:t>Birokrasi</w:t>
+            </w:r>
+            <w:proofErr w:type="spellEnd"/>
+            <w:r>
+              <w:rPr>
+                <w:rFonts w:ascii="Bookman Old Style" w:hAnsi="Bookman Old Style"/>
+                <w:sz w:val="20"/>
+                <w:szCs w:val="20"/>
+              </w:rPr>
+              <w:t xml:space="preserve">  (Berita  Negara Republik  Indonesia  </w:t>
+            </w:r>
+            <w:proofErr w:type="spellStart"/>
+            <w:r>
+              <w:rPr>
+                <w:rFonts w:ascii="Bookman Old Style" w:hAnsi="Bookman Old Style"/>
+                <w:sz w:val="20"/>
+                <w:szCs w:val="20"/>
+              </w:rPr>
+              <w:t>Tahun</w:t>
+            </w:r>
+            <w:proofErr w:type="spellEnd"/>
+            <w:r>
+              <w:rPr>
+                <w:rFonts w:ascii="Bookman Old Style" w:hAnsi="Bookman Old Style"/>
+                <w:sz w:val="20"/>
+                <w:szCs w:val="20"/>
+              </w:rPr>
+              <w:t xml:space="preserve">  2021  </w:t>
+            </w:r>
+            <w:proofErr w:type="spellStart"/>
+            <w:r>
+              <w:rPr>
+                <w:rFonts w:ascii="Bookman Old Style" w:hAnsi="Bookman Old Style"/>
+                <w:sz w:val="20"/>
+                <w:szCs w:val="20"/>
+              </w:rPr>
+              <w:t>Nomor</w:t>
+            </w:r>
+            <w:proofErr w:type="spellEnd"/>
+            <w:r>
+              <w:rPr>
+                <w:rFonts w:ascii="Bookman Old Style" w:hAnsi="Bookman Old Style"/>
+                <w:sz w:val="20"/>
+                <w:szCs w:val="20"/>
+              </w:rPr>
+              <w:t xml:space="preserve">  1249) </w:t>
+            </w:r>
+            <w:proofErr w:type="spellStart"/>
+            <w:r>
+              <w:rPr>
+                <w:rFonts w:ascii="Bookman Old Style" w:hAnsi="Bookman Old Style"/>
+                <w:sz w:val="20"/>
+                <w:szCs w:val="20"/>
+              </w:rPr>
+              <w:t>sebagaimana</w:t>
+            </w:r>
+            <w:proofErr w:type="spellEnd"/>
+            <w:r>
+              <w:rPr>
+                <w:rFonts w:ascii="Bookman Old Style" w:hAnsi="Bookman Old Style"/>
+                <w:sz w:val="20"/>
+                <w:szCs w:val="20"/>
+              </w:rPr>
               <w:t xml:space="preserve">  </w:t>
             </w:r>
             <w:proofErr w:type="spellStart"/>
@@ -2066,6 +1940,96 @@
                 <w:sz w:val="20"/>
                 <w:szCs w:val="20"/>
               </w:rPr>
+              <w:t>telah</w:t>
+            </w:r>
+            <w:proofErr w:type="spellEnd"/>
+            <w:r>
+              <w:rPr>
+                <w:rFonts w:ascii="Bookman Old Style" w:hAnsi="Bookman Old Style"/>
+                <w:sz w:val="20"/>
+                <w:szCs w:val="20"/>
+              </w:rPr>
+              <w:t xml:space="preserve">  </w:t>
+            </w:r>
+            <w:proofErr w:type="spellStart"/>
+            <w:r>
+              <w:rPr>
+                <w:rFonts w:ascii="Bookman Old Style" w:hAnsi="Bookman Old Style"/>
+                <w:sz w:val="20"/>
+                <w:szCs w:val="20"/>
+              </w:rPr>
+              <w:t>diubah</w:t>
+            </w:r>
+            <w:proofErr w:type="spellEnd"/>
+            <w:r>
+              <w:rPr>
+                <w:rFonts w:ascii="Bookman Old Style" w:hAnsi="Bookman Old Style"/>
+                <w:sz w:val="20"/>
+                <w:szCs w:val="20"/>
+              </w:rPr>
+              <w:t xml:space="preserve">  </w:t>
+            </w:r>
+            <w:proofErr w:type="spellStart"/>
+            <w:r>
+              <w:rPr>
+                <w:rFonts w:ascii="Bookman Old Style" w:hAnsi="Bookman Old Style"/>
+                <w:sz w:val="20"/>
+                <w:szCs w:val="20"/>
+              </w:rPr>
+              <w:t>dengan</w:t>
+            </w:r>
+            <w:proofErr w:type="spellEnd"/>
+            <w:r>
+              <w:rPr>
+                <w:rFonts w:ascii="Bookman Old Style" w:hAnsi="Bookman Old Style"/>
+                <w:sz w:val="20"/>
+                <w:szCs w:val="20"/>
+              </w:rPr>
+              <w:t xml:space="preserve">  </w:t>
+            </w:r>
+            <w:proofErr w:type="spellStart"/>
+            <w:r>
+              <w:rPr>
+                <w:rFonts w:ascii="Bookman Old Style" w:hAnsi="Bookman Old Style"/>
+                <w:sz w:val="20"/>
+                <w:szCs w:val="20"/>
+              </w:rPr>
+              <w:t>Peraturan</w:t>
+            </w:r>
+            <w:proofErr w:type="spellEnd"/>
+            <w:r>
+              <w:rPr>
+                <w:rFonts w:ascii="Bookman Old Style" w:hAnsi="Bookman Old Style"/>
+                <w:sz w:val="20"/>
+                <w:szCs w:val="20"/>
+              </w:rPr>
+              <w:t xml:space="preserve">  Menteri </w:t>
+            </w:r>
+            <w:proofErr w:type="spellStart"/>
+            <w:r>
+              <w:rPr>
+                <w:rFonts w:ascii="Bookman Old Style" w:hAnsi="Bookman Old Style"/>
+                <w:sz w:val="20"/>
+                <w:szCs w:val="20"/>
+              </w:rPr>
+              <w:t>Pendayagunaan</w:t>
+            </w:r>
+            <w:proofErr w:type="spellEnd"/>
+            <w:r>
+              <w:rPr>
+                <w:rFonts w:ascii="Bookman Old Style" w:hAnsi="Bookman Old Style"/>
+                <w:sz w:val="20"/>
+                <w:szCs w:val="20"/>
+              </w:rPr>
+              <w:t xml:space="preserve"> </w:t>
+            </w:r>
+            <w:proofErr w:type="spellStart"/>
+            <w:r>
+              <w:rPr>
+                <w:rFonts w:ascii="Bookman Old Style" w:hAnsi="Bookman Old Style"/>
+                <w:sz w:val="20"/>
+                <w:szCs w:val="20"/>
+              </w:rPr>
               <w:t>Aparatur</w:t>
             </w:r>
             <w:proofErr w:type="spellEnd"/>
@@ -2075,16 +2039,16 @@
                 <w:sz w:val="20"/>
                 <w:szCs w:val="20"/>
               </w:rPr>
-              <w:t xml:space="preserve">  Negara  </w:t>
-            </w:r>
-            <w:proofErr w:type="spellStart"/>
-            <w:r>
-              <w:rPr>
-                <w:rFonts w:ascii="Bookman Old Style" w:hAnsi="Bookman Old Style"/>
-                <w:sz w:val="20"/>
-                <w:szCs w:val="20"/>
-              </w:rPr>
-              <w:t>dan</w:t>
+              <w:t xml:space="preserve"> Negara dan Reformasi </w:t>
+            </w:r>
+            <w:proofErr w:type="spellStart"/>
+            <w:r>
+              <w:rPr>
+                <w:rFonts w:ascii="Bookman Old Style" w:hAnsi="Bookman Old Style"/>
+                <w:sz w:val="20"/>
+                <w:szCs w:val="20"/>
+              </w:rPr>
+              <w:t>Birokrasi</w:t>
             </w:r>
             <w:proofErr w:type="spellEnd"/>
             <w:r>
@@ -2102,7 +2066,115 @@
                 <w:sz w:val="20"/>
                 <w:szCs w:val="20"/>
               </w:rPr>
-              <w:t>Reformasi</w:t>
+              <w:t>Nomor</w:t>
+            </w:r>
+            <w:proofErr w:type="spellEnd"/>
+            <w:r>
+              <w:rPr>
+                <w:rFonts w:ascii="Bookman Old Style" w:hAnsi="Bookman Old Style"/>
+                <w:sz w:val="20"/>
+                <w:szCs w:val="20"/>
+              </w:rPr>
+              <w:t xml:space="preserve"> 39 </w:t>
+            </w:r>
+            <w:proofErr w:type="spellStart"/>
+            <w:r>
+              <w:rPr>
+                <w:rFonts w:ascii="Bookman Old Style" w:hAnsi="Bookman Old Style"/>
+                <w:sz w:val="20"/>
+                <w:szCs w:val="20"/>
+              </w:rPr>
+              <w:t>Tahun</w:t>
+            </w:r>
+            <w:proofErr w:type="spellEnd"/>
+            <w:r>
+              <w:rPr>
+                <w:rFonts w:ascii="Bookman Old Style" w:hAnsi="Bookman Old Style"/>
+                <w:sz w:val="20"/>
+                <w:szCs w:val="20"/>
+              </w:rPr>
+              <w:t xml:space="preserve"> 2022 </w:t>
+            </w:r>
+            <w:proofErr w:type="spellStart"/>
+            <w:r>
+              <w:rPr>
+                <w:rFonts w:ascii="Bookman Old Style" w:hAnsi="Bookman Old Style"/>
+                <w:sz w:val="20"/>
+                <w:szCs w:val="20"/>
+              </w:rPr>
+              <w:t>tentang</w:t>
+            </w:r>
+            <w:proofErr w:type="spellEnd"/>
+            <w:r>
+              <w:rPr>
+                <w:rFonts w:ascii="Bookman Old Style" w:hAnsi="Bookman Old Style"/>
+                <w:sz w:val="20"/>
+                <w:szCs w:val="20"/>
+              </w:rPr>
+              <w:t xml:space="preserve"> </w:t>
+            </w:r>
+            <w:proofErr w:type="spellStart"/>
+            <w:r>
+              <w:rPr>
+                <w:rFonts w:ascii="Bookman Old Style" w:hAnsi="Bookman Old Style"/>
+                <w:sz w:val="20"/>
+                <w:szCs w:val="20"/>
+              </w:rPr>
+              <w:t>Perubahan</w:t>
+            </w:r>
+            <w:proofErr w:type="spellEnd"/>
+            <w:r>
+              <w:rPr>
+                <w:rFonts w:ascii="Bookman Old Style" w:hAnsi="Bookman Old Style"/>
+                <w:sz w:val="20"/>
+                <w:szCs w:val="20"/>
+              </w:rPr>
+              <w:t xml:space="preserve"> </w:t>
+            </w:r>
+            <w:proofErr w:type="spellStart"/>
+            <w:r>
+              <w:rPr>
+                <w:rFonts w:ascii="Bookman Old Style" w:hAnsi="Bookman Old Style"/>
+                <w:sz w:val="20"/>
+                <w:szCs w:val="20"/>
+              </w:rPr>
+              <w:t>atas</w:t>
+            </w:r>
+            <w:proofErr w:type="spellEnd"/>
+            <w:r>
+              <w:rPr>
+                <w:rFonts w:ascii="Bookman Old Style" w:hAnsi="Bookman Old Style"/>
+                <w:sz w:val="20"/>
+                <w:szCs w:val="20"/>
+              </w:rPr>
+              <w:t xml:space="preserve"> </w:t>
+            </w:r>
+            <w:proofErr w:type="spellStart"/>
+            <w:r>
+              <w:rPr>
+                <w:rFonts w:ascii="Bookman Old Style" w:hAnsi="Bookman Old Style"/>
+                <w:sz w:val="20"/>
+                <w:szCs w:val="20"/>
+              </w:rPr>
+              <w:t>Peraturan</w:t>
+            </w:r>
+            <w:proofErr w:type="spellEnd"/>
+            <w:r>
+              <w:rPr>
+                <w:rFonts w:ascii="Bookman Old Style" w:hAnsi="Bookman Old Style"/>
+                <w:sz w:val="20"/>
+                <w:szCs w:val="20"/>
+              </w:rPr>
+              <w:t xml:space="preserve"> Menteri  </w:t>
+            </w:r>
+            <w:proofErr w:type="spellStart"/>
+            <w:r>
+              <w:rPr>
+                <w:rFonts w:ascii="Bookman Old Style" w:hAnsi="Bookman Old Style"/>
+                <w:sz w:val="20"/>
+                <w:szCs w:val="20"/>
+              </w:rPr>
+              <w:t>Pendayagunaan</w:t>
             </w:r>
             <w:proofErr w:type="spellEnd"/>
             <w:r>
@@ -2120,6 +2192,24 @@
                 <w:sz w:val="20"/>
                 <w:szCs w:val="20"/>
               </w:rPr>
+              <w:t>Aparatur</w:t>
+            </w:r>
+            <w:proofErr w:type="spellEnd"/>
+            <w:r>
+              <w:rPr>
+                <w:rFonts w:ascii="Bookman Old Style" w:hAnsi="Bookman Old Style"/>
+                <w:sz w:val="20"/>
+                <w:szCs w:val="20"/>
+              </w:rPr>
+              <w:t xml:space="preserve">  Negara  dan  Reformasi </w:t>
+            </w:r>
+            <w:proofErr w:type="spellStart"/>
+            <w:r>
+              <w:rPr>
+                <w:rFonts w:ascii="Bookman Old Style" w:hAnsi="Bookman Old Style"/>
+                <w:sz w:val="20"/>
+                <w:szCs w:val="20"/>
+              </w:rPr>
               <w:t>Birokrasi</w:t>
             </w:r>
             <w:proofErr w:type="spellEnd"/>
@@ -2129,7 +2219,7 @@
                 <w:sz w:val="20"/>
                 <w:szCs w:val="20"/>
               </w:rPr>
-              <w:t xml:space="preserve">  </w:t>
+              <w:t xml:space="preserve"> </w:t>
             </w:r>
             <w:proofErr w:type="spellStart"/>
             <w:r>
@@ -2147,7 +2237,7 @@
                 <w:sz w:val="20"/>
                 <w:szCs w:val="20"/>
               </w:rPr>
-              <w:t xml:space="preserve">  60  </w:t>
+              <w:t xml:space="preserve"> 60 </w:t>
             </w:r>
             <w:proofErr w:type="spellStart"/>
             <w:r>
@@ -2165,7 +2255,7 @@
                 <w:sz w:val="20"/>
                 <w:szCs w:val="20"/>
               </w:rPr>
-              <w:t xml:space="preserve">  2021  </w:t>
+              <w:t xml:space="preserve"> 2021 </w:t>
             </w:r>
             <w:proofErr w:type="spellStart"/>
             <w:r>
@@ -2201,61 +2291,7 @@
                 <w:sz w:val="20"/>
                 <w:szCs w:val="20"/>
               </w:rPr>
-              <w:t xml:space="preserve">  </w:t>
-            </w:r>
-            <w:proofErr w:type="spellStart"/>
-            <w:r>
-              <w:rPr>
-                <w:rFonts w:ascii="Bookman Old Style" w:hAnsi="Bookman Old Style"/>
-                <w:sz w:val="20"/>
-                <w:szCs w:val="20"/>
-              </w:rPr>
-              <w:t>dan</w:t>
-            </w:r>
-            <w:proofErr w:type="spellEnd"/>
-            <w:r>
-              <w:rPr>
-                <w:rFonts w:ascii="Bookman Old Style" w:hAnsi="Bookman Old Style"/>
-                <w:sz w:val="20"/>
-                <w:szCs w:val="20"/>
-              </w:rPr>
-              <w:t xml:space="preserve">  Tata  </w:t>
-            </w:r>
-            <w:proofErr w:type="spellStart"/>
-            <w:r>
-              <w:rPr>
-                <w:rFonts w:ascii="Bookman Old Style" w:hAnsi="Bookman Old Style"/>
-                <w:sz w:val="20"/>
-                <w:szCs w:val="20"/>
-              </w:rPr>
-              <w:t>Kerja</w:t>
-            </w:r>
-            <w:proofErr w:type="spellEnd"/>
-            <w:r>
-              <w:rPr>
-                <w:rFonts w:ascii="Bookman Old Style" w:hAnsi="Bookman Old Style"/>
-                <w:sz w:val="20"/>
-                <w:szCs w:val="20"/>
-              </w:rPr>
-              <w:t xml:space="preserve">  </w:t>
-            </w:r>
-            <w:proofErr w:type="spellStart"/>
-            <w:r>
-              <w:rPr>
-                <w:rFonts w:ascii="Bookman Old Style" w:hAnsi="Bookman Old Style"/>
-                <w:sz w:val="20"/>
-                <w:szCs w:val="20"/>
-              </w:rPr>
-              <w:t>Kementerian</w:t>
-            </w:r>
-            <w:proofErr w:type="spellEnd"/>
-            <w:r>
-              <w:rPr>
-                <w:rFonts w:ascii="Bookman Old Style" w:hAnsi="Bookman Old Style"/>
-                <w:sz w:val="20"/>
-                <w:szCs w:val="20"/>
-              </w:rPr>
-              <w:t xml:space="preserve">  </w:t>
+              <w:t xml:space="preserve"> dan Tata Kerja Kementerian </w:t>
             </w:r>
             <w:proofErr w:type="spellStart"/>
             <w:r>
@@ -2291,43 +2327,7 @@
                 <w:sz w:val="20"/>
                 <w:szCs w:val="20"/>
               </w:rPr>
-              <w:t xml:space="preserve">  Negara  </w:t>
-            </w:r>
-            <w:proofErr w:type="spellStart"/>
-            <w:r>
-              <w:rPr>
-                <w:rFonts w:ascii="Bookman Old Style" w:hAnsi="Bookman Old Style"/>
-                <w:sz w:val="20"/>
-                <w:szCs w:val="20"/>
-              </w:rPr>
-              <w:t>dan</w:t>
-            </w:r>
-            <w:proofErr w:type="spellEnd"/>
-            <w:r>
-              <w:rPr>
-                <w:rFonts w:ascii="Bookman Old Style" w:hAnsi="Bookman Old Style"/>
-                <w:sz w:val="20"/>
-                <w:szCs w:val="20"/>
-              </w:rPr>
-              <w:t xml:space="preserve">  </w:t>
-            </w:r>
-            <w:proofErr w:type="spellStart"/>
-            <w:r>
-              <w:rPr>
-                <w:rFonts w:ascii="Bookman Old Style" w:hAnsi="Bookman Old Style"/>
-                <w:sz w:val="20"/>
-                <w:szCs w:val="20"/>
-              </w:rPr>
-              <w:t>Reformasi</w:t>
-            </w:r>
-            <w:proofErr w:type="spellEnd"/>
-            <w:r>
-              <w:rPr>
-                <w:rFonts w:ascii="Bookman Old Style" w:hAnsi="Bookman Old Style"/>
-                <w:sz w:val="20"/>
-                <w:szCs w:val="20"/>
-              </w:rPr>
-              <w:t xml:space="preserve">  </w:t>
+              <w:t xml:space="preserve"> Negara dan  Reformasi  </w:t>
             </w:r>
             <w:proofErr w:type="spellStart"/>
             <w:r>
@@ -2345,745 +2345,7 @@
                 <w:sz w:val="20"/>
                 <w:szCs w:val="20"/>
               </w:rPr>
-              <w:t xml:space="preserve">  (</w:t>
-            </w:r>
-            <w:proofErr w:type="spellStart"/>
-            <w:r>
-              <w:rPr>
-                <w:rFonts w:ascii="Bookman Old Style" w:hAnsi="Bookman Old Style"/>
-                <w:sz w:val="20"/>
-                <w:szCs w:val="20"/>
-              </w:rPr>
-              <w:t>Berita</w:t>
-            </w:r>
-            <w:proofErr w:type="spellEnd"/>
-            <w:r>
-              <w:rPr>
-                <w:rFonts w:ascii="Bookman Old Style" w:hAnsi="Bookman Old Style"/>
-                <w:sz w:val="20"/>
-                <w:szCs w:val="20"/>
-              </w:rPr>
-              <w:t xml:space="preserve">  Negara </w:t>
-            </w:r>
-            <w:proofErr w:type="spellStart"/>
-            <w:r>
-              <w:rPr>
-                <w:rFonts w:ascii="Bookman Old Style" w:hAnsi="Bookman Old Style"/>
-                <w:sz w:val="20"/>
-                <w:szCs w:val="20"/>
-              </w:rPr>
-              <w:t>Republik</w:t>
-            </w:r>
-            <w:proofErr w:type="spellEnd"/>
-            <w:r>
-              <w:rPr>
-                <w:rFonts w:ascii="Bookman Old Style" w:hAnsi="Bookman Old Style"/>
-                <w:sz w:val="20"/>
-                <w:szCs w:val="20"/>
-              </w:rPr>
-              <w:t xml:space="preserve">  Indonesia  </w:t>
-            </w:r>
-            <w:proofErr w:type="spellStart"/>
-            <w:r>
-              <w:rPr>
-                <w:rFonts w:ascii="Bookman Old Style" w:hAnsi="Bookman Old Style"/>
-                <w:sz w:val="20"/>
-                <w:szCs w:val="20"/>
-              </w:rPr>
-              <w:t>Tahun</w:t>
-            </w:r>
-            <w:proofErr w:type="spellEnd"/>
-            <w:r>
-              <w:rPr>
-                <w:rFonts w:ascii="Bookman Old Style" w:hAnsi="Bookman Old Style"/>
-                <w:sz w:val="20"/>
-                <w:szCs w:val="20"/>
-              </w:rPr>
-              <w:t xml:space="preserve">  2021  </w:t>
-            </w:r>
-            <w:proofErr w:type="spellStart"/>
-            <w:r>
-              <w:rPr>
-                <w:rFonts w:ascii="Bookman Old Style" w:hAnsi="Bookman Old Style"/>
-                <w:sz w:val="20"/>
-                <w:szCs w:val="20"/>
-              </w:rPr>
-              <w:t>Nomor</w:t>
-            </w:r>
-            <w:proofErr w:type="spellEnd"/>
-            <w:r>
-              <w:rPr>
-                <w:rFonts w:ascii="Bookman Old Style" w:hAnsi="Bookman Old Style"/>
-                <w:sz w:val="20"/>
-                <w:szCs w:val="20"/>
-              </w:rPr>
-              <w:t xml:space="preserve">  1249) </w:t>
-            </w:r>
-            <w:proofErr w:type="spellStart"/>
-            <w:r>
-              <w:rPr>
-                <w:rFonts w:ascii="Bookman Old Style" w:hAnsi="Bookman Old Style"/>
-                <w:sz w:val="20"/>
-                <w:szCs w:val="20"/>
-              </w:rPr>
-              <w:t>sebagaimana</w:t>
-            </w:r>
-            <w:proofErr w:type="spellEnd"/>
-            <w:r>
-              <w:rPr>
-                <w:rFonts w:ascii="Bookman Old Style" w:hAnsi="Bookman Old Style"/>
-                <w:sz w:val="20"/>
-                <w:szCs w:val="20"/>
-              </w:rPr>
-              <w:t xml:space="preserve">  </w:t>
-            </w:r>
-            <w:proofErr w:type="spellStart"/>
-            <w:r>
-              <w:rPr>
-                <w:rFonts w:ascii="Bookman Old Style" w:hAnsi="Bookman Old Style"/>
-                <w:sz w:val="20"/>
-                <w:szCs w:val="20"/>
-              </w:rPr>
-              <w:t>telah</w:t>
-            </w:r>
-            <w:proofErr w:type="spellEnd"/>
-            <w:r>
-              <w:rPr>
-                <w:rFonts w:ascii="Bookman Old Style" w:hAnsi="Bookman Old Style"/>
-                <w:sz w:val="20"/>
-                <w:szCs w:val="20"/>
-              </w:rPr>
-              <w:t xml:space="preserve">  </w:t>
-            </w:r>
-            <w:proofErr w:type="spellStart"/>
-            <w:r>
-              <w:rPr>
-                <w:rFonts w:ascii="Bookman Old Style" w:hAnsi="Bookman Old Style"/>
-                <w:sz w:val="20"/>
-                <w:szCs w:val="20"/>
-              </w:rPr>
-              <w:t>diubah</w:t>
-            </w:r>
-            <w:proofErr w:type="spellEnd"/>
-            <w:r>
-              <w:rPr>
-                <w:rFonts w:ascii="Bookman Old Style" w:hAnsi="Bookman Old Style"/>
-                <w:sz w:val="20"/>
-                <w:szCs w:val="20"/>
-              </w:rPr>
-              <w:t xml:space="preserve">  </w:t>
-            </w:r>
-            <w:proofErr w:type="spellStart"/>
-            <w:r>
-              <w:rPr>
-                <w:rFonts w:ascii="Bookman Old Style" w:hAnsi="Bookman Old Style"/>
-                <w:sz w:val="20"/>
-                <w:szCs w:val="20"/>
-              </w:rPr>
-              <w:t>dengan</w:t>
-            </w:r>
-            <w:proofErr w:type="spellEnd"/>
-            <w:r>
-              <w:rPr>
-                <w:rFonts w:ascii="Bookman Old Style" w:hAnsi="Bookman Old Style"/>
-                <w:sz w:val="20"/>
-                <w:szCs w:val="20"/>
-              </w:rPr>
-              <w:t xml:space="preserve">  </w:t>
-            </w:r>
-            <w:proofErr w:type="spellStart"/>
-            <w:r>
-              <w:rPr>
-                <w:rFonts w:ascii="Bookman Old Style" w:hAnsi="Bookman Old Style"/>
-                <w:sz w:val="20"/>
-                <w:szCs w:val="20"/>
-              </w:rPr>
-              <w:t>Peraturan</w:t>
-            </w:r>
-            <w:proofErr w:type="spellEnd"/>
-            <w:r>
-              <w:rPr>
-                <w:rFonts w:ascii="Bookman Old Style" w:hAnsi="Bookman Old Style"/>
-                <w:sz w:val="20"/>
-                <w:szCs w:val="20"/>
-              </w:rPr>
-              <w:t xml:space="preserve">  </w:t>
-            </w:r>
-            <w:proofErr w:type="spellStart"/>
-            <w:r>
-              <w:rPr>
-                <w:rFonts w:ascii="Bookman Old Style" w:hAnsi="Bookman Old Style"/>
-                <w:sz w:val="20"/>
-                <w:szCs w:val="20"/>
-              </w:rPr>
-              <w:t>Menteri</w:t>
-            </w:r>
-            <w:proofErr w:type="spellEnd"/>
-            <w:r>
-              <w:rPr>
-                <w:rFonts w:ascii="Bookman Old Style" w:hAnsi="Bookman Old Style"/>
-                <w:sz w:val="20"/>
-                <w:szCs w:val="20"/>
-              </w:rPr>
-              <w:t xml:space="preserve"> </w:t>
-            </w:r>
-            <w:proofErr w:type="spellStart"/>
-            <w:r>
-              <w:rPr>
-                <w:rFonts w:ascii="Bookman Old Style" w:hAnsi="Bookman Old Style"/>
-                <w:sz w:val="20"/>
-                <w:szCs w:val="20"/>
-              </w:rPr>
-              <w:t>Pendayagunaan</w:t>
-            </w:r>
-            <w:proofErr w:type="spellEnd"/>
-            <w:r>
-              <w:rPr>
-                <w:rFonts w:ascii="Bookman Old Style" w:hAnsi="Bookman Old Style"/>
-                <w:sz w:val="20"/>
-                <w:szCs w:val="20"/>
-              </w:rPr>
-              <w:t xml:space="preserve"> </w:t>
-            </w:r>
-            <w:proofErr w:type="spellStart"/>
-            <w:r>
-              <w:rPr>
-                <w:rFonts w:ascii="Bookman Old Style" w:hAnsi="Bookman Old Style"/>
-                <w:sz w:val="20"/>
-                <w:szCs w:val="20"/>
-              </w:rPr>
-              <w:t>Aparatur</w:t>
-            </w:r>
-            <w:proofErr w:type="spellEnd"/>
-            <w:r>
-              <w:rPr>
-                <w:rFonts w:ascii="Bookman Old Style" w:hAnsi="Bookman Old Style"/>
-                <w:sz w:val="20"/>
-                <w:szCs w:val="20"/>
-              </w:rPr>
-              <w:t xml:space="preserve"> Negara </w:t>
-            </w:r>
-            <w:proofErr w:type="spellStart"/>
-            <w:r>
-              <w:rPr>
-                <w:rFonts w:ascii="Bookman Old Style" w:hAnsi="Bookman Old Style"/>
-                <w:sz w:val="20"/>
-                <w:szCs w:val="20"/>
-              </w:rPr>
-              <w:t>dan</w:t>
-            </w:r>
-            <w:proofErr w:type="spellEnd"/>
-            <w:r>
-              <w:rPr>
-                <w:rFonts w:ascii="Bookman Old Style" w:hAnsi="Bookman Old Style"/>
-                <w:sz w:val="20"/>
-                <w:szCs w:val="20"/>
-              </w:rPr>
-              <w:t xml:space="preserve"> </w:t>
-            </w:r>
-            <w:proofErr w:type="spellStart"/>
-            <w:r>
-              <w:rPr>
-                <w:rFonts w:ascii="Bookman Old Style" w:hAnsi="Bookman Old Style"/>
-                <w:sz w:val="20"/>
-                <w:szCs w:val="20"/>
-              </w:rPr>
-              <w:t>Reformasi</w:t>
-            </w:r>
-            <w:proofErr w:type="spellEnd"/>
-            <w:r>
-              <w:rPr>
-                <w:rFonts w:ascii="Bookman Old Style" w:hAnsi="Bookman Old Style"/>
-                <w:sz w:val="20"/>
-                <w:szCs w:val="20"/>
-              </w:rPr>
-              <w:t xml:space="preserve"> </w:t>
-            </w:r>
-            <w:proofErr w:type="spellStart"/>
-            <w:r>
-              <w:rPr>
-                <w:rFonts w:ascii="Bookman Old Style" w:hAnsi="Bookman Old Style"/>
-                <w:sz w:val="20"/>
-                <w:szCs w:val="20"/>
-              </w:rPr>
-              <w:t>Birokrasi</w:t>
-            </w:r>
-            <w:proofErr w:type="spellEnd"/>
-            <w:r>
-              <w:rPr>
-                <w:rFonts w:ascii="Bookman Old Style" w:hAnsi="Bookman Old Style"/>
-                <w:sz w:val="20"/>
-                <w:szCs w:val="20"/>
-              </w:rPr>
-              <w:t xml:space="preserve"> </w:t>
-            </w:r>
-            <w:proofErr w:type="spellStart"/>
-            <w:r>
-              <w:rPr>
-                <w:rFonts w:ascii="Bookman Old Style" w:hAnsi="Bookman Old Style"/>
-                <w:sz w:val="20"/>
-                <w:szCs w:val="20"/>
-              </w:rPr>
-              <w:t>Nomor</w:t>
-            </w:r>
-            <w:proofErr w:type="spellEnd"/>
-            <w:r>
-              <w:rPr>
-                <w:rFonts w:ascii="Bookman Old Style" w:hAnsi="Bookman Old Style"/>
-                <w:sz w:val="20"/>
-                <w:szCs w:val="20"/>
-              </w:rPr>
-              <w:t xml:space="preserve"> 39 </w:t>
-            </w:r>
-            <w:proofErr w:type="spellStart"/>
-            <w:r>
-              <w:rPr>
-                <w:rFonts w:ascii="Bookman Old Style" w:hAnsi="Bookman Old Style"/>
-                <w:sz w:val="20"/>
-                <w:szCs w:val="20"/>
-              </w:rPr>
-              <w:t>Tahun</w:t>
-            </w:r>
-            <w:proofErr w:type="spellEnd"/>
-            <w:r>
-              <w:rPr>
-                <w:rFonts w:ascii="Bookman Old Style" w:hAnsi="Bookman Old Style"/>
-                <w:sz w:val="20"/>
-                <w:szCs w:val="20"/>
-              </w:rPr>
-              <w:t xml:space="preserve"> 2022 </w:t>
-            </w:r>
-            <w:proofErr w:type="spellStart"/>
-            <w:r>
-              <w:rPr>
-                <w:rFonts w:ascii="Bookman Old Style" w:hAnsi="Bookman Old Style"/>
-                <w:sz w:val="20"/>
-                <w:szCs w:val="20"/>
-              </w:rPr>
-              <w:t>tentang</w:t>
-            </w:r>
-            <w:proofErr w:type="spellEnd"/>
-            <w:r>
-              <w:rPr>
-                <w:rFonts w:ascii="Bookman Old Style" w:hAnsi="Bookman Old Style"/>
-                <w:sz w:val="20"/>
-                <w:szCs w:val="20"/>
-              </w:rPr>
-              <w:t xml:space="preserve"> </w:t>
-            </w:r>
-            <w:proofErr w:type="spellStart"/>
-            <w:r>
-              <w:rPr>
-                <w:rFonts w:ascii="Bookman Old Style" w:hAnsi="Bookman Old Style"/>
-                <w:sz w:val="20"/>
-                <w:szCs w:val="20"/>
-              </w:rPr>
-              <w:t>Perubahan</w:t>
-            </w:r>
-            <w:proofErr w:type="spellEnd"/>
-            <w:r>
-              <w:rPr>
-                <w:rFonts w:ascii="Bookman Old Style" w:hAnsi="Bookman Old Style"/>
-                <w:sz w:val="20"/>
-                <w:szCs w:val="20"/>
-              </w:rPr>
-              <w:t xml:space="preserve"> </w:t>
-            </w:r>
-            <w:proofErr w:type="spellStart"/>
-            <w:r>
-              <w:rPr>
-                <w:rFonts w:ascii="Bookman Old Style" w:hAnsi="Bookman Old Style"/>
-                <w:sz w:val="20"/>
-                <w:szCs w:val="20"/>
-              </w:rPr>
-              <w:t>atas</w:t>
-            </w:r>
-            <w:proofErr w:type="spellEnd"/>
-            <w:r>
-              <w:rPr>
-                <w:rFonts w:ascii="Bookman Old Style" w:hAnsi="Bookman Old Style"/>
-                <w:sz w:val="20"/>
-                <w:szCs w:val="20"/>
-              </w:rPr>
-              <w:t xml:space="preserve"> </w:t>
-            </w:r>
-            <w:proofErr w:type="spellStart"/>
-            <w:r>
-              <w:rPr>
-                <w:rFonts w:ascii="Bookman Old Style" w:hAnsi="Bookman Old Style"/>
-                <w:sz w:val="20"/>
-                <w:szCs w:val="20"/>
-              </w:rPr>
-              <w:t>Peraturan</w:t>
-            </w:r>
-            <w:proofErr w:type="spellEnd"/>
-            <w:r>
-              <w:rPr>
-                <w:rFonts w:ascii="Bookman Old Style" w:hAnsi="Bookman Old Style"/>
-                <w:sz w:val="20"/>
-                <w:szCs w:val="20"/>
-              </w:rPr>
-              <w:t xml:space="preserve"> </w:t>
-            </w:r>
-            <w:proofErr w:type="spellStart"/>
-            <w:r>
-              <w:rPr>
-                <w:rFonts w:ascii="Bookman Old Style" w:hAnsi="Bookman Old Style"/>
-                <w:sz w:val="20"/>
-                <w:szCs w:val="20"/>
-              </w:rPr>
-              <w:t>Menteri</w:t>
-            </w:r>
-            <w:proofErr w:type="spellEnd"/>
-            <w:r>
-              <w:rPr>
-                <w:rFonts w:ascii="Bookman Old Style" w:hAnsi="Bookman Old Style"/>
-                <w:sz w:val="20"/>
-                <w:szCs w:val="20"/>
-              </w:rPr>
-              <w:t xml:space="preserve">  </w:t>
-            </w:r>
-            <w:proofErr w:type="spellStart"/>
-            <w:r>
-              <w:rPr>
-                <w:rFonts w:ascii="Bookman Old Style" w:hAnsi="Bookman Old Style"/>
-                <w:sz w:val="20"/>
-                <w:szCs w:val="20"/>
-              </w:rPr>
-              <w:t>Pendayagunaan</w:t>
-            </w:r>
-            <w:proofErr w:type="spellEnd"/>
-            <w:r>
-              <w:rPr>
-                <w:rFonts w:ascii="Bookman Old Style" w:hAnsi="Bookman Old Style"/>
-                <w:sz w:val="20"/>
-                <w:szCs w:val="20"/>
-              </w:rPr>
-              <w:t xml:space="preserve">  </w:t>
-            </w:r>
-            <w:proofErr w:type="spellStart"/>
-            <w:r>
-              <w:rPr>
-                <w:rFonts w:ascii="Bookman Old Style" w:hAnsi="Bookman Old Style"/>
-                <w:sz w:val="20"/>
-                <w:szCs w:val="20"/>
-              </w:rPr>
-              <w:t>Aparatur</w:t>
-            </w:r>
-            <w:proofErr w:type="spellEnd"/>
-            <w:r>
-              <w:rPr>
-                <w:rFonts w:ascii="Bookman Old Style" w:hAnsi="Bookman Old Style"/>
-                <w:sz w:val="20"/>
-                <w:szCs w:val="20"/>
-              </w:rPr>
-              <w:t xml:space="preserve">  Negara  </w:t>
-            </w:r>
-            <w:proofErr w:type="spellStart"/>
-            <w:r>
-              <w:rPr>
-                <w:rFonts w:ascii="Bookman Old Style" w:hAnsi="Bookman Old Style"/>
-                <w:sz w:val="20"/>
-                <w:szCs w:val="20"/>
-              </w:rPr>
-              <w:t>dan</w:t>
-            </w:r>
-            <w:proofErr w:type="spellEnd"/>
-            <w:r>
-              <w:rPr>
-                <w:rFonts w:ascii="Bookman Old Style" w:hAnsi="Bookman Old Style"/>
-                <w:sz w:val="20"/>
-                <w:szCs w:val="20"/>
-              </w:rPr>
-              <w:t xml:space="preserve">  </w:t>
-            </w:r>
-            <w:proofErr w:type="spellStart"/>
-            <w:r>
-              <w:rPr>
-                <w:rFonts w:ascii="Bookman Old Style" w:hAnsi="Bookman Old Style"/>
-                <w:sz w:val="20"/>
-                <w:szCs w:val="20"/>
-              </w:rPr>
-              <w:t>Reformasi</w:t>
-            </w:r>
-            <w:proofErr w:type="spellEnd"/>
-            <w:r>
-              <w:rPr>
-                <w:rFonts w:ascii="Bookman Old Style" w:hAnsi="Bookman Old Style"/>
-                <w:sz w:val="20"/>
-                <w:szCs w:val="20"/>
-              </w:rPr>
-              <w:t xml:space="preserve"> </w:t>
-            </w:r>
-            <w:proofErr w:type="spellStart"/>
-            <w:r>
-              <w:rPr>
-                <w:rFonts w:ascii="Bookman Old Style" w:hAnsi="Bookman Old Style"/>
-                <w:sz w:val="20"/>
-                <w:szCs w:val="20"/>
-              </w:rPr>
-              <w:t>Birokrasi</w:t>
-            </w:r>
-            <w:proofErr w:type="spellEnd"/>
-            <w:r>
-              <w:rPr>
-                <w:rFonts w:ascii="Bookman Old Style" w:hAnsi="Bookman Old Style"/>
-                <w:sz w:val="20"/>
-                <w:szCs w:val="20"/>
-              </w:rPr>
-              <w:t xml:space="preserve"> </w:t>
-            </w:r>
-            <w:proofErr w:type="spellStart"/>
-            <w:r>
-              <w:rPr>
-                <w:rFonts w:ascii="Bookman Old Style" w:hAnsi="Bookman Old Style"/>
-                <w:sz w:val="20"/>
-                <w:szCs w:val="20"/>
-              </w:rPr>
-              <w:t>Nomor</w:t>
-            </w:r>
-            <w:proofErr w:type="spellEnd"/>
-            <w:r>
-              <w:rPr>
-                <w:rFonts w:ascii="Bookman Old Style" w:hAnsi="Bookman Old Style"/>
-                <w:sz w:val="20"/>
-                <w:szCs w:val="20"/>
-              </w:rPr>
-              <w:t xml:space="preserve"> 60 </w:t>
-            </w:r>
-            <w:proofErr w:type="spellStart"/>
-            <w:r>
-              <w:rPr>
-                <w:rFonts w:ascii="Bookman Old Style" w:hAnsi="Bookman Old Style"/>
-                <w:sz w:val="20"/>
-                <w:szCs w:val="20"/>
-              </w:rPr>
-              <w:t>Tahun</w:t>
-            </w:r>
-            <w:proofErr w:type="spellEnd"/>
-            <w:r>
-              <w:rPr>
-                <w:rFonts w:ascii="Bookman Old Style" w:hAnsi="Bookman Old Style"/>
-                <w:sz w:val="20"/>
-                <w:szCs w:val="20"/>
-              </w:rPr>
-              <w:t xml:space="preserve"> 2021 </w:t>
-            </w:r>
-            <w:proofErr w:type="spellStart"/>
-            <w:r>
-              <w:rPr>
-                <w:rFonts w:ascii="Bookman Old Style" w:hAnsi="Bookman Old Style"/>
-                <w:sz w:val="20"/>
-                <w:szCs w:val="20"/>
-              </w:rPr>
-              <w:t>tentang</w:t>
-            </w:r>
-            <w:proofErr w:type="spellEnd"/>
-            <w:r>
-              <w:rPr>
-                <w:rFonts w:ascii="Bookman Old Style" w:hAnsi="Bookman Old Style"/>
-                <w:sz w:val="20"/>
-                <w:szCs w:val="20"/>
-              </w:rPr>
-              <w:t xml:space="preserve"> </w:t>
-            </w:r>
-            <w:proofErr w:type="spellStart"/>
-            <w:r>
-              <w:rPr>
-                <w:rFonts w:ascii="Bookman Old Style" w:hAnsi="Bookman Old Style"/>
-                <w:sz w:val="20"/>
-                <w:szCs w:val="20"/>
-              </w:rPr>
-              <w:t>Organisasi</w:t>
-            </w:r>
-            <w:proofErr w:type="spellEnd"/>
-            <w:r>
-              <w:rPr>
-                <w:rFonts w:ascii="Bookman Old Style" w:hAnsi="Bookman Old Style"/>
-                <w:sz w:val="20"/>
-                <w:szCs w:val="20"/>
-              </w:rPr>
-              <w:t xml:space="preserve"> </w:t>
-            </w:r>
-            <w:proofErr w:type="spellStart"/>
-            <w:r>
-              <w:rPr>
-                <w:rFonts w:ascii="Bookman Old Style" w:hAnsi="Bookman Old Style"/>
-                <w:sz w:val="20"/>
-                <w:szCs w:val="20"/>
-              </w:rPr>
-              <w:t>dan</w:t>
-            </w:r>
-            <w:proofErr w:type="spellEnd"/>
-            <w:r>
-              <w:rPr>
-                <w:rFonts w:ascii="Bookman Old Style" w:hAnsi="Bookman Old Style"/>
-                <w:sz w:val="20"/>
-                <w:szCs w:val="20"/>
-              </w:rPr>
-              <w:t xml:space="preserve"> Tata </w:t>
-            </w:r>
-            <w:proofErr w:type="spellStart"/>
-            <w:r>
-              <w:rPr>
-                <w:rFonts w:ascii="Bookman Old Style" w:hAnsi="Bookman Old Style"/>
-                <w:sz w:val="20"/>
-                <w:szCs w:val="20"/>
-              </w:rPr>
-              <w:t>Kerja</w:t>
-            </w:r>
-            <w:proofErr w:type="spellEnd"/>
-            <w:r>
-              <w:rPr>
-                <w:rFonts w:ascii="Bookman Old Style" w:hAnsi="Bookman Old Style"/>
-                <w:sz w:val="20"/>
-                <w:szCs w:val="20"/>
-              </w:rPr>
-              <w:t xml:space="preserve"> </w:t>
-            </w:r>
-            <w:proofErr w:type="spellStart"/>
-            <w:r>
-              <w:rPr>
-                <w:rFonts w:ascii="Bookman Old Style" w:hAnsi="Bookman Old Style"/>
-                <w:sz w:val="20"/>
-                <w:szCs w:val="20"/>
-              </w:rPr>
-              <w:t>Kementerian</w:t>
-            </w:r>
-            <w:proofErr w:type="spellEnd"/>
-            <w:r>
-              <w:rPr>
-                <w:rFonts w:ascii="Bookman Old Style" w:hAnsi="Bookman Old Style"/>
-                <w:sz w:val="20"/>
-                <w:szCs w:val="20"/>
-              </w:rPr>
-              <w:t xml:space="preserve"> </w:t>
-            </w:r>
-            <w:proofErr w:type="spellStart"/>
-            <w:r>
-              <w:rPr>
-                <w:rFonts w:ascii="Bookman Old Style" w:hAnsi="Bookman Old Style"/>
-                <w:sz w:val="20"/>
-                <w:szCs w:val="20"/>
-              </w:rPr>
-              <w:t>Pendayagunaan</w:t>
-            </w:r>
-            <w:proofErr w:type="spellEnd"/>
-            <w:r>
-              <w:rPr>
-                <w:rFonts w:ascii="Bookman Old Style" w:hAnsi="Bookman Old Style"/>
-                <w:sz w:val="20"/>
-                <w:szCs w:val="20"/>
-              </w:rPr>
-              <w:t xml:space="preserve"> </w:t>
-            </w:r>
-            <w:proofErr w:type="spellStart"/>
-            <w:r>
-              <w:rPr>
-                <w:rFonts w:ascii="Bookman Old Style" w:hAnsi="Bookman Old Style"/>
-                <w:sz w:val="20"/>
-                <w:szCs w:val="20"/>
-              </w:rPr>
-              <w:t>Aparatur</w:t>
-            </w:r>
-            <w:proofErr w:type="spellEnd"/>
-            <w:r>
-              <w:rPr>
-                <w:rFonts w:ascii="Bookman Old Style" w:hAnsi="Bookman Old Style"/>
-                <w:sz w:val="20"/>
-                <w:szCs w:val="20"/>
-              </w:rPr>
-              <w:t xml:space="preserve"> Negara </w:t>
-            </w:r>
-            <w:proofErr w:type="spellStart"/>
-            <w:r>
-              <w:rPr>
-                <w:rFonts w:ascii="Bookman Old Style" w:hAnsi="Bookman Old Style"/>
-                <w:sz w:val="20"/>
-                <w:szCs w:val="20"/>
-              </w:rPr>
-              <w:t>dan</w:t>
-            </w:r>
-            <w:proofErr w:type="spellEnd"/>
-            <w:r>
-              <w:rPr>
-                <w:rFonts w:ascii="Bookman Old Style" w:hAnsi="Bookman Old Style"/>
-                <w:sz w:val="20"/>
-                <w:szCs w:val="20"/>
-              </w:rPr>
-              <w:t xml:space="preserve">  </w:t>
-            </w:r>
-            <w:proofErr w:type="spellStart"/>
-            <w:r>
-              <w:rPr>
-                <w:rFonts w:ascii="Bookman Old Style" w:hAnsi="Bookman Old Style"/>
-                <w:sz w:val="20"/>
-                <w:szCs w:val="20"/>
-              </w:rPr>
-              <w:t>Reformasi</w:t>
-            </w:r>
-            <w:proofErr w:type="spellEnd"/>
-            <w:r>
-              <w:rPr>
-                <w:rFonts w:ascii="Bookman Old Style" w:hAnsi="Bookman Old Style"/>
-                <w:sz w:val="20"/>
-                <w:szCs w:val="20"/>
-              </w:rPr>
-              <w:t xml:space="preserve">  </w:t>
-            </w:r>
-            <w:proofErr w:type="spellStart"/>
-            <w:r>
-              <w:rPr>
-                <w:rFonts w:ascii="Bookman Old Style" w:hAnsi="Bookman Old Style"/>
-                <w:sz w:val="20"/>
-                <w:szCs w:val="20"/>
-              </w:rPr>
-              <w:t>Birokrasi</w:t>
-            </w:r>
-            <w:proofErr w:type="spellEnd"/>
-            <w:r>
-              <w:rPr>
-                <w:rFonts w:ascii="Bookman Old Style" w:hAnsi="Bookman Old Style"/>
-                <w:sz w:val="20"/>
-                <w:szCs w:val="20"/>
-              </w:rPr>
-              <w:t xml:space="preserve">  (</w:t>
-            </w:r>
-            <w:proofErr w:type="spellStart"/>
-            <w:r>
-              <w:rPr>
-                <w:rFonts w:ascii="Bookman Old Style" w:hAnsi="Bookman Old Style"/>
-                <w:sz w:val="20"/>
-                <w:szCs w:val="20"/>
-              </w:rPr>
-              <w:t>Berita</w:t>
-            </w:r>
-            <w:proofErr w:type="spellEnd"/>
-            <w:r>
-              <w:rPr>
-                <w:rFonts w:ascii="Bookman Old Style" w:hAnsi="Bookman Old Style"/>
-                <w:sz w:val="20"/>
-                <w:szCs w:val="20"/>
-              </w:rPr>
-              <w:t xml:space="preserve">  Negara  </w:t>
-            </w:r>
-            <w:proofErr w:type="spellStart"/>
-            <w:r>
-              <w:rPr>
-                <w:rFonts w:ascii="Bookman Old Style" w:hAnsi="Bookman Old Style"/>
-                <w:sz w:val="20"/>
-                <w:szCs w:val="20"/>
-              </w:rPr>
-              <w:t>Republik</w:t>
-            </w:r>
-            <w:proofErr w:type="spellEnd"/>
-            <w:r>
-              <w:rPr>
-                <w:rFonts w:ascii="Bookman Old Style" w:hAnsi="Bookman Old Style"/>
-                <w:sz w:val="20"/>
-                <w:szCs w:val="20"/>
-              </w:rPr>
-              <w:t xml:space="preserve"> Indonesia </w:t>
+              <w:t xml:space="preserve">  (Berita  Negara  Republik Indonesia </w:t>
             </w:r>
             <w:proofErr w:type="spellStart"/>
             <w:r>
@@ -3153,6 +2415,24 @@
                 <w:sz w:val="20"/>
                 <w:szCs w:val="20"/>
               </w:rPr>
+              <w:t xml:space="preserve">  Menteri  </w:t>
+            </w:r>
+            <w:proofErr w:type="spellStart"/>
+            <w:r>
+              <w:rPr>
+                <w:rFonts w:ascii="Bookman Old Style" w:hAnsi="Bookman Old Style"/>
+                <w:sz w:val="20"/>
+                <w:szCs w:val="20"/>
+              </w:rPr>
+              <w:t>Pendayagunaan</w:t>
+            </w:r>
+            <w:proofErr w:type="spellEnd"/>
+            <w:r>
+              <w:rPr>
+                <w:rFonts w:ascii="Bookman Old Style" w:hAnsi="Bookman Old Style"/>
+                <w:sz w:val="20"/>
+                <w:szCs w:val="20"/>
+              </w:rPr>
               <w:t xml:space="preserve">  </w:t>
             </w:r>
             <w:proofErr w:type="spellStart"/>
@@ -3162,7 +2442,61 @@
                 <w:sz w:val="20"/>
                 <w:szCs w:val="20"/>
               </w:rPr>
-              <w:t>Menteri</w:t>
+              <w:t>Aparatur</w:t>
+            </w:r>
+            <w:proofErr w:type="spellEnd"/>
+            <w:r>
+              <w:rPr>
+                <w:rFonts w:ascii="Bookman Old Style" w:hAnsi="Bookman Old Style"/>
+                <w:sz w:val="20"/>
+                <w:szCs w:val="20"/>
+              </w:rPr>
+              <w:t xml:space="preserve">  Negara </w:t>
+            </w:r>
+            <w:proofErr w:type="spellStart"/>
+            <w:r>
+              <w:rPr>
+                <w:rFonts w:ascii="Bookman Old Style" w:hAnsi="Bookman Old Style"/>
+                <w:sz w:val="20"/>
+                <w:szCs w:val="20"/>
+              </w:rPr>
+              <w:t>Nomor</w:t>
+            </w:r>
+            <w:proofErr w:type="spellEnd"/>
+            <w:r>
+              <w:rPr>
+                <w:rFonts w:ascii="Bookman Old Style" w:hAnsi="Bookman Old Style"/>
+                <w:sz w:val="20"/>
+                <w:szCs w:val="20"/>
+              </w:rPr>
+              <w:t xml:space="preserve"> 7 </w:t>
+            </w:r>
+            <w:proofErr w:type="spellStart"/>
+            <w:r>
+              <w:rPr>
+                <w:rFonts w:ascii="Bookman Old Style" w:hAnsi="Bookman Old Style"/>
+                <w:sz w:val="20"/>
+                <w:szCs w:val="20"/>
+              </w:rPr>
+              <w:t>Tahun</w:t>
+            </w:r>
+            <w:proofErr w:type="spellEnd"/>
+            <w:r>
+              <w:rPr>
+                <w:rFonts w:ascii="Bookman Old Style" w:hAnsi="Bookman Old Style"/>
+                <w:sz w:val="20"/>
+                <w:szCs w:val="20"/>
+              </w:rPr>
+              <w:t xml:space="preserve"> 2023 </w:t>
+            </w:r>
+            <w:proofErr w:type="spellStart"/>
+            <w:r>
+              <w:rPr>
+                <w:rFonts w:ascii="Bookman Old Style" w:hAnsi="Bookman Old Style"/>
+                <w:sz w:val="20"/>
+                <w:szCs w:val="20"/>
+              </w:rPr>
+              <w:t>tentang</w:t>
             </w:r>
             <w:proofErr w:type="spellEnd"/>
             <w:r>
@@ -3180,7 +2514,7 @@
                 <w:sz w:val="20"/>
                 <w:szCs w:val="20"/>
               </w:rPr>
-              <w:t>Pendayagunaan</w:t>
+              <w:t>Kenaikan</w:t>
             </w:r>
             <w:proofErr w:type="spellEnd"/>
             <w:r>
@@ -3198,61 +2532,7 @@
                 <w:sz w:val="20"/>
                 <w:szCs w:val="20"/>
               </w:rPr>
-              <w:t>Aparatur</w:t>
-            </w:r>
-            <w:proofErr w:type="spellEnd"/>
-            <w:r>
-              <w:rPr>
-                <w:rFonts w:ascii="Bookman Old Style" w:hAnsi="Bookman Old Style"/>
-                <w:sz w:val="20"/>
-                <w:szCs w:val="20"/>
-              </w:rPr>
-              <w:t xml:space="preserve">  Negara </w:t>
-            </w:r>
-            <w:proofErr w:type="spellStart"/>
-            <w:r>
-              <w:rPr>
-                <w:rFonts w:ascii="Bookman Old Style" w:hAnsi="Bookman Old Style"/>
-                <w:sz w:val="20"/>
-                <w:szCs w:val="20"/>
-              </w:rPr>
-              <w:t>Nomor</w:t>
-            </w:r>
-            <w:proofErr w:type="spellEnd"/>
-            <w:r>
-              <w:rPr>
-                <w:rFonts w:ascii="Bookman Old Style" w:hAnsi="Bookman Old Style"/>
-                <w:sz w:val="20"/>
-                <w:szCs w:val="20"/>
-              </w:rPr>
-              <w:t xml:space="preserve"> 7 </w:t>
-            </w:r>
-            <w:proofErr w:type="spellStart"/>
-            <w:r>
-              <w:rPr>
-                <w:rFonts w:ascii="Bookman Old Style" w:hAnsi="Bookman Old Style"/>
-                <w:sz w:val="20"/>
-                <w:szCs w:val="20"/>
-              </w:rPr>
-              <w:t>Tahun</w:t>
-            </w:r>
-            <w:proofErr w:type="spellEnd"/>
-            <w:r>
-              <w:rPr>
-                <w:rFonts w:ascii="Bookman Old Style" w:hAnsi="Bookman Old Style"/>
-                <w:sz w:val="20"/>
-                <w:szCs w:val="20"/>
-              </w:rPr>
-              <w:t xml:space="preserve"> 2023 </w:t>
-            </w:r>
-            <w:proofErr w:type="spellStart"/>
-            <w:r>
-              <w:rPr>
-                <w:rFonts w:ascii="Bookman Old Style" w:hAnsi="Bookman Old Style"/>
-                <w:sz w:val="20"/>
-                <w:szCs w:val="20"/>
-              </w:rPr>
-              <w:t>tentang</w:t>
+              <w:t>Gaji</w:t>
             </w:r>
             <w:proofErr w:type="spellEnd"/>
             <w:r>
@@ -3270,6 +2550,24 @@
                 <w:sz w:val="20"/>
                 <w:szCs w:val="20"/>
               </w:rPr>
+              <w:t>Berkala</w:t>
+            </w:r>
+            <w:proofErr w:type="spellEnd"/>
+            <w:r>
+              <w:rPr>
+                <w:rFonts w:ascii="Bookman Old Style" w:hAnsi="Bookman Old Style"/>
+                <w:sz w:val="20"/>
+                <w:szCs w:val="20"/>
+              </w:rPr>
+              <w:t xml:space="preserve">  dan </w:t>
+            </w:r>
+            <w:proofErr w:type="spellStart"/>
+            <w:r>
+              <w:rPr>
+                <w:rFonts w:ascii="Bookman Old Style" w:hAnsi="Bookman Old Style"/>
+                <w:sz w:val="20"/>
+                <w:szCs w:val="20"/>
+              </w:rPr>
               <w:t>Kenaikan</w:t>
             </w:r>
             <w:proofErr w:type="spellEnd"/>
@@ -3279,7 +2577,7 @@
                 <w:sz w:val="20"/>
                 <w:szCs w:val="20"/>
               </w:rPr>
-              <w:t xml:space="preserve">  </w:t>
+              <w:t xml:space="preserve"> </w:t>
             </w:r>
             <w:proofErr w:type="spellStart"/>
             <w:r>
@@ -3297,34 +2595,16 @@
                 <w:sz w:val="20"/>
                 <w:szCs w:val="20"/>
               </w:rPr>
-              <w:t xml:space="preserve">  </w:t>
-            </w:r>
-            <w:proofErr w:type="spellStart"/>
-            <w:r>
-              <w:rPr>
-                <w:rFonts w:ascii="Bookman Old Style" w:hAnsi="Bookman Old Style"/>
-                <w:sz w:val="20"/>
-                <w:szCs w:val="20"/>
-              </w:rPr>
-              <w:t>Berkala</w:t>
-            </w:r>
-            <w:proofErr w:type="spellEnd"/>
-            <w:r>
-              <w:rPr>
-                <w:rFonts w:ascii="Bookman Old Style" w:hAnsi="Bookman Old Style"/>
-                <w:sz w:val="20"/>
-                <w:szCs w:val="20"/>
-              </w:rPr>
-              <w:t xml:space="preserve">  </w:t>
-            </w:r>
-            <w:proofErr w:type="spellStart"/>
-            <w:r>
-              <w:rPr>
-                <w:rFonts w:ascii="Bookman Old Style" w:hAnsi="Bookman Old Style"/>
-                <w:sz w:val="20"/>
-                <w:szCs w:val="20"/>
-              </w:rPr>
-              <w:t>dan</w:t>
+              <w:t xml:space="preserve"> Istimewa </w:t>
+            </w:r>
+            <w:proofErr w:type="spellStart"/>
+            <w:r>
+              <w:rPr>
+                <w:rFonts w:ascii="Bookman Old Style" w:hAnsi="Bookman Old Style"/>
+                <w:sz w:val="20"/>
+                <w:szCs w:val="20"/>
+              </w:rPr>
+              <w:t>bagi</w:t>
             </w:r>
             <w:proofErr w:type="spellEnd"/>
             <w:r>
@@ -3342,7 +2622,7 @@
                 <w:sz w:val="20"/>
                 <w:szCs w:val="20"/>
               </w:rPr>
-              <w:t>Kenaikan</w:t>
+              <w:t>Pegawai</w:t>
             </w:r>
             <w:proofErr w:type="spellEnd"/>
             <w:r>
@@ -3360,25 +2640,7 @@
                 <w:sz w:val="20"/>
                 <w:szCs w:val="20"/>
               </w:rPr>
-              <w:t>Gaji</w:t>
-            </w:r>
-            <w:proofErr w:type="spellEnd"/>
-            <w:r>
-              <w:rPr>
-                <w:rFonts w:ascii="Bookman Old Style" w:hAnsi="Bookman Old Style"/>
-                <w:sz w:val="20"/>
-                <w:szCs w:val="20"/>
-              </w:rPr>
-              <w:t xml:space="preserve"> Istimewa </w:t>
-            </w:r>
-            <w:proofErr w:type="spellStart"/>
-            <w:r>
-              <w:rPr>
-                <w:rFonts w:ascii="Bookman Old Style" w:hAnsi="Bookman Old Style"/>
-                <w:sz w:val="20"/>
-                <w:szCs w:val="20"/>
-              </w:rPr>
-              <w:t>bagi</w:t>
+              <w:t>Pemerintah</w:t>
             </w:r>
             <w:proofErr w:type="spellEnd"/>
             <w:r>
@@ -3396,7 +2658,7 @@
                 <w:sz w:val="20"/>
                 <w:szCs w:val="20"/>
               </w:rPr>
-              <w:t>Pegawai</w:t>
+              <w:t>dengan</w:t>
             </w:r>
             <w:proofErr w:type="spellEnd"/>
             <w:r>
@@ -3414,7 +2676,7 @@
                 <w:sz w:val="20"/>
                 <w:szCs w:val="20"/>
               </w:rPr>
-              <w:t>Pemerintah</w:t>
+              <w:t>Perjanjian</w:t>
             </w:r>
             <w:proofErr w:type="spellEnd"/>
             <w:r>
@@ -3432,42 +2694,6 @@
                 <w:sz w:val="20"/>
                 <w:szCs w:val="20"/>
               </w:rPr>
-              <w:t>dengan</w:t>
-            </w:r>
-            <w:proofErr w:type="spellEnd"/>
-            <w:r>
-              <w:rPr>
-                <w:rFonts w:ascii="Bookman Old Style" w:hAnsi="Bookman Old Style"/>
-                <w:sz w:val="20"/>
-                <w:szCs w:val="20"/>
-              </w:rPr>
-              <w:t xml:space="preserve"> </w:t>
-            </w:r>
-            <w:proofErr w:type="spellStart"/>
-            <w:r>
-              <w:rPr>
-                <w:rFonts w:ascii="Bookman Old Style" w:hAnsi="Bookman Old Style"/>
-                <w:sz w:val="20"/>
-                <w:szCs w:val="20"/>
-              </w:rPr>
-              <w:t>Perjanjian</w:t>
-            </w:r>
-            <w:proofErr w:type="spellEnd"/>
-            <w:r>
-              <w:rPr>
-                <w:rFonts w:ascii="Bookman Old Style" w:hAnsi="Bookman Old Style"/>
-                <w:sz w:val="20"/>
-                <w:szCs w:val="20"/>
-              </w:rPr>
-              <w:t xml:space="preserve"> </w:t>
-            </w:r>
-            <w:proofErr w:type="spellStart"/>
-            <w:r>
-              <w:rPr>
-                <w:rFonts w:ascii="Bookman Old Style" w:hAnsi="Bookman Old Style"/>
-                <w:sz w:val="20"/>
-                <w:szCs w:val="20"/>
-              </w:rPr>
               <w:t>Kerja</w:t>
             </w:r>
             <w:proofErr w:type="spellEnd"/>
@@ -3477,43 +2703,7 @@
                 <w:sz w:val="20"/>
                 <w:szCs w:val="20"/>
               </w:rPr>
-              <w:t xml:space="preserve"> (</w:t>
-            </w:r>
-            <w:proofErr w:type="spellStart"/>
-            <w:r>
-              <w:rPr>
-                <w:rFonts w:ascii="Bookman Old Style" w:hAnsi="Bookman Old Style"/>
-                <w:sz w:val="20"/>
-                <w:szCs w:val="20"/>
-              </w:rPr>
-              <w:t>Berita</w:t>
-            </w:r>
-            <w:proofErr w:type="spellEnd"/>
-            <w:r>
-              <w:rPr>
-                <w:rFonts w:ascii="Bookman Old Style" w:hAnsi="Bookman Old Style"/>
-                <w:sz w:val="20"/>
-                <w:szCs w:val="20"/>
-              </w:rPr>
-              <w:t xml:space="preserve"> Negara </w:t>
-            </w:r>
-            <w:proofErr w:type="spellStart"/>
-            <w:r>
-              <w:rPr>
-                <w:rFonts w:ascii="Bookman Old Style" w:hAnsi="Bookman Old Style"/>
-                <w:sz w:val="20"/>
-                <w:szCs w:val="20"/>
-              </w:rPr>
-              <w:t>Republik</w:t>
-            </w:r>
-            <w:proofErr w:type="spellEnd"/>
-            <w:r>
-              <w:rPr>
-                <w:rFonts w:ascii="Bookman Old Style" w:hAnsi="Bookman Old Style"/>
-                <w:sz w:val="20"/>
-                <w:szCs w:val="20"/>
-              </w:rPr>
-              <w:t xml:space="preserve"> Indonesia </w:t>
+              <w:t xml:space="preserve"> (Berita Negara Republik Indonesia </w:t>
             </w:r>
             <w:proofErr w:type="spellStart"/>
             <w:r>
@@ -5819,18 +5009,8 @@
                       <w:sz w:val="20"/>
                       <w:szCs w:val="20"/>
                     </w:rPr>
-                    <w:t xml:space="preserve"> </w:t>
-                  </w:r>
-                  <w:proofErr w:type="spellStart"/>
-                  <w:r>
-                    <w:rPr>
-                      <w:rFonts w:ascii="Bookman Old Style" w:hAnsi="Bookman Old Style"/>
-                      <w:sz w:val="20"/>
-                      <w:szCs w:val="20"/>
-                    </w:rPr>
-                    <w:t>Baru</w:t>
-                  </w:r>
-                  <w:proofErr w:type="spellEnd"/>
+                    <w:t xml:space="preserve"> Baru</w:t>
+                  </w:r>
                 </w:p>
               </w:tc>
               <w:tc>
@@ -6041,23 +5221,13 @@
                       <w:szCs w:val="20"/>
                     </w:rPr>
                   </w:pPr>
-                  <w:proofErr w:type="spellStart"/>
-                  <w:r>
-                    <w:rPr>
-                      <w:rFonts w:ascii="Bookman Old Style" w:hAnsi="Bookman Old Style"/>
-                      <w:sz w:val="20"/>
-                      <w:szCs w:val="20"/>
-                    </w:rPr>
-                    <w:t>Mulai</w:t>
-                  </w:r>
-                  <w:proofErr w:type="spellEnd"/>
-                  <w:r>
-                    <w:rPr>
-                      <w:rFonts w:ascii="Bookman Old Style" w:hAnsi="Bookman Old Style"/>
-                      <w:sz w:val="20"/>
-                      <w:szCs w:val="20"/>
-                    </w:rPr>
-                    <w:t xml:space="preserve"> </w:t>
+                  <w:r>
+                    <w:rPr>
+                      <w:rFonts w:ascii="Bookman Old Style" w:hAnsi="Bookman Old Style"/>
+                      <w:sz w:val="20"/>
+                      <w:szCs w:val="20"/>
+                    </w:rPr>
+                    <w:t xml:space="preserve">Mulai </w:t>
                   </w:r>
                   <w:proofErr w:type="spellStart"/>
                   <w:r>
@@ -6240,14 +5410,40 @@
                 <w:szCs w:val="20"/>
               </w:rPr>
             </w:pPr>
-            <w:proofErr w:type="spellStart"/>
-            <w:r>
-              <w:rPr>
-                <w:rFonts w:ascii="Bookman Old Style" w:hAnsi="Bookman Old Style"/>
-                <w:sz w:val="20"/>
-                <w:szCs w:val="20"/>
-              </w:rPr>
-              <w:t>Segala</w:t>
+            <w:r>
+              <w:rPr>
+                <w:rFonts w:ascii="Bookman Old Style" w:hAnsi="Bookman Old Style"/>
+                <w:sz w:val="20"/>
+                <w:szCs w:val="20"/>
+              </w:rPr>
+              <w:t xml:space="preserve">Segala  </w:t>
+            </w:r>
+            <w:proofErr w:type="spellStart"/>
+            <w:r>
+              <w:rPr>
+                <w:rFonts w:ascii="Bookman Old Style" w:hAnsi="Bookman Old Style"/>
+                <w:sz w:val="20"/>
+                <w:szCs w:val="20"/>
+              </w:rPr>
+              <w:t>biaya</w:t>
+            </w:r>
+            <w:proofErr w:type="spellEnd"/>
+            <w:r>
+              <w:rPr>
+                <w:rFonts w:ascii="Bookman Old Style" w:hAnsi="Bookman Old Style"/>
+                <w:sz w:val="20"/>
+                <w:szCs w:val="20"/>
+              </w:rPr>
+              <w:t xml:space="preserve">  yang  </w:t>
+            </w:r>
+            <w:proofErr w:type="spellStart"/>
+            <w:r>
+              <w:rPr>
+                <w:rFonts w:ascii="Bookman Old Style" w:hAnsi="Bookman Old Style"/>
+                <w:sz w:val="20"/>
+                <w:szCs w:val="20"/>
+              </w:rPr>
+              <w:t>diperlukan</w:t>
             </w:r>
             <w:proofErr w:type="spellEnd"/>
             <w:r>
@@ -6265,25 +5461,7 @@
                 <w:sz w:val="20"/>
                 <w:szCs w:val="20"/>
               </w:rPr>
-              <w:t>biaya</w:t>
-            </w:r>
-            <w:proofErr w:type="spellEnd"/>
-            <w:r>
-              <w:rPr>
-                <w:rFonts w:ascii="Bookman Old Style" w:hAnsi="Bookman Old Style"/>
-                <w:sz w:val="20"/>
-                <w:szCs w:val="20"/>
-              </w:rPr>
-              <w:t xml:space="preserve">  yang  </w:t>
-            </w:r>
-            <w:proofErr w:type="spellStart"/>
-            <w:r>
-              <w:rPr>
-                <w:rFonts w:ascii="Bookman Old Style" w:hAnsi="Bookman Old Style"/>
-                <w:sz w:val="20"/>
-                <w:szCs w:val="20"/>
-              </w:rPr>
-              <w:t>diperlukan</w:t>
+              <w:t>dalam</w:t>
             </w:r>
             <w:proofErr w:type="spellEnd"/>
             <w:r>
@@ -6301,24 +5479,6 @@
                 <w:sz w:val="20"/>
                 <w:szCs w:val="20"/>
               </w:rPr>
-              <w:t>dalam</w:t>
-            </w:r>
-            <w:proofErr w:type="spellEnd"/>
-            <w:r>
-              <w:rPr>
-                <w:rFonts w:ascii="Bookman Old Style" w:hAnsi="Bookman Old Style"/>
-                <w:sz w:val="20"/>
-                <w:szCs w:val="20"/>
-              </w:rPr>
-              <w:t xml:space="preserve">  </w:t>
-            </w:r>
-            <w:proofErr w:type="spellStart"/>
-            <w:r>
-              <w:rPr>
-                <w:rFonts w:ascii="Bookman Old Style" w:hAnsi="Bookman Old Style"/>
-                <w:sz w:val="20"/>
-                <w:szCs w:val="20"/>
-              </w:rPr>
               <w:t>rangka</w:t>
             </w:r>
             <w:proofErr w:type="spellEnd"/>
@@ -6346,25 +5506,7 @@
                 <w:sz w:val="20"/>
                 <w:szCs w:val="20"/>
               </w:rPr>
-              <w:t xml:space="preserve"> </w:t>
-            </w:r>
-            <w:proofErr w:type="spellStart"/>
-            <w:r>
-              <w:rPr>
-                <w:rFonts w:ascii="Bookman Old Style" w:hAnsi="Bookman Old Style"/>
-                <w:sz w:val="20"/>
-                <w:szCs w:val="20"/>
-              </w:rPr>
-              <w:t>Keputusan</w:t>
-            </w:r>
-            <w:proofErr w:type="spellEnd"/>
-            <w:r>
-              <w:rPr>
-                <w:rFonts w:ascii="Bookman Old Style" w:hAnsi="Bookman Old Style"/>
-                <w:sz w:val="20"/>
-                <w:szCs w:val="20"/>
-              </w:rPr>
-              <w:t xml:space="preserve">  </w:t>
+              <w:t xml:space="preserve"> Keputusan  </w:t>
             </w:r>
             <w:proofErr w:type="spellStart"/>
             <w:r>
@@ -6400,25 +5542,7 @@
                 <w:sz w:val="20"/>
                 <w:szCs w:val="20"/>
               </w:rPr>
-              <w:t xml:space="preserve">  </w:t>
-            </w:r>
-            <w:proofErr w:type="spellStart"/>
-            <w:r>
-              <w:rPr>
-                <w:rFonts w:ascii="Bookman Old Style" w:hAnsi="Bookman Old Style"/>
-                <w:sz w:val="20"/>
-                <w:szCs w:val="20"/>
-              </w:rPr>
-              <w:t>pada</w:t>
-            </w:r>
-            <w:proofErr w:type="spellEnd"/>
-            <w:r>
-              <w:rPr>
-                <w:rFonts w:ascii="Bookman Old Style" w:hAnsi="Bookman Old Style"/>
-                <w:sz w:val="20"/>
-                <w:szCs w:val="20"/>
-              </w:rPr>
-              <w:t xml:space="preserve">  DIPA  </w:t>
+              <w:t xml:space="preserve">  pada  DIPA  </w:t>
             </w:r>
             <w:proofErr w:type="spellStart"/>
             <w:r>
@@ -6566,14 +5690,58 @@
                 <w:szCs w:val="20"/>
               </w:rPr>
             </w:pPr>
-            <w:proofErr w:type="spellStart"/>
-            <w:r>
-              <w:rPr>
-                <w:rFonts w:ascii="Bookman Old Style" w:hAnsi="Bookman Old Style"/>
-                <w:sz w:val="20"/>
-                <w:szCs w:val="20"/>
-              </w:rPr>
-              <w:t>Keputusan</w:t>
+            <w:r>
+              <w:rPr>
+                <w:rFonts w:ascii="Bookman Old Style" w:hAnsi="Bookman Old Style"/>
+                <w:sz w:val="20"/>
+                <w:szCs w:val="20"/>
+              </w:rPr>
+              <w:t xml:space="preserve">Keputusan </w:t>
+            </w:r>
+            <w:proofErr w:type="spellStart"/>
+            <w:r>
+              <w:rPr>
+                <w:rFonts w:ascii="Bookman Old Style" w:hAnsi="Bookman Old Style"/>
+                <w:sz w:val="20"/>
+                <w:szCs w:val="20"/>
+              </w:rPr>
+              <w:t>Kepala</w:t>
+            </w:r>
+            <w:proofErr w:type="spellEnd"/>
+            <w:r>
+              <w:rPr>
+                <w:rFonts w:ascii="Bookman Old Style" w:hAnsi="Bookman Old Style"/>
+                <w:sz w:val="20"/>
+                <w:szCs w:val="20"/>
+              </w:rPr>
+              <w:t xml:space="preserve"> Badan </w:t>
+            </w:r>
+            <w:proofErr w:type="spellStart"/>
+            <w:r>
+              <w:rPr>
+                <w:rFonts w:ascii="Bookman Old Style" w:hAnsi="Bookman Old Style"/>
+                <w:sz w:val="20"/>
+                <w:szCs w:val="20"/>
+              </w:rPr>
+              <w:t>Kepegawaian</w:t>
+            </w:r>
+            <w:proofErr w:type="spellEnd"/>
+            <w:r>
+              <w:rPr>
+                <w:rFonts w:ascii="Bookman Old Style" w:hAnsi="Bookman Old Style"/>
+                <w:sz w:val="20"/>
+                <w:szCs w:val="20"/>
+              </w:rPr>
+              <w:t xml:space="preserve"> dan </w:t>
+            </w:r>
+            <w:proofErr w:type="spellStart"/>
+            <w:r>
+              <w:rPr>
+                <w:rFonts w:ascii="Bookman Old Style" w:hAnsi="Bookman Old Style"/>
+                <w:sz w:val="20"/>
+                <w:szCs w:val="20"/>
+              </w:rPr>
+              <w:t>Pengembangan</w:t>
             </w:r>
             <w:proofErr w:type="spellEnd"/>
             <w:r>
@@ -6591,96 +5759,6 @@
                 <w:sz w:val="20"/>
                 <w:szCs w:val="20"/>
               </w:rPr>
-              <w:t>Kepala</w:t>
-            </w:r>
-            <w:proofErr w:type="spellEnd"/>
-            <w:r>
-              <w:rPr>
-                <w:rFonts w:ascii="Bookman Old Style" w:hAnsi="Bookman Old Style"/>
-                <w:sz w:val="20"/>
-                <w:szCs w:val="20"/>
-              </w:rPr>
-              <w:t xml:space="preserve"> </w:t>
-            </w:r>
-            <w:proofErr w:type="spellStart"/>
-            <w:r>
-              <w:rPr>
-                <w:rFonts w:ascii="Bookman Old Style" w:hAnsi="Bookman Old Style"/>
-                <w:sz w:val="20"/>
-                <w:szCs w:val="20"/>
-              </w:rPr>
-              <w:t>Badan</w:t>
-            </w:r>
-            <w:proofErr w:type="spellEnd"/>
-            <w:r>
-              <w:rPr>
-                <w:rFonts w:ascii="Bookman Old Style" w:hAnsi="Bookman Old Style"/>
-                <w:sz w:val="20"/>
-                <w:szCs w:val="20"/>
-              </w:rPr>
-              <w:t xml:space="preserve"> </w:t>
-            </w:r>
-            <w:proofErr w:type="spellStart"/>
-            <w:r>
-              <w:rPr>
-                <w:rFonts w:ascii="Bookman Old Style" w:hAnsi="Bookman Old Style"/>
-                <w:sz w:val="20"/>
-                <w:szCs w:val="20"/>
-              </w:rPr>
-              <w:t>Kepegawaian</w:t>
-            </w:r>
-            <w:proofErr w:type="spellEnd"/>
-            <w:r>
-              <w:rPr>
-                <w:rFonts w:ascii="Bookman Old Style" w:hAnsi="Bookman Old Style"/>
-                <w:sz w:val="20"/>
-                <w:szCs w:val="20"/>
-              </w:rPr>
-              <w:t xml:space="preserve"> </w:t>
-            </w:r>
-            <w:proofErr w:type="spellStart"/>
-            <w:r>
-              <w:rPr>
-                <w:rFonts w:ascii="Bookman Old Style" w:hAnsi="Bookman Old Style"/>
-                <w:sz w:val="20"/>
-                <w:szCs w:val="20"/>
-              </w:rPr>
-              <w:t>dan</w:t>
-            </w:r>
-            <w:proofErr w:type="spellEnd"/>
-            <w:r>
-              <w:rPr>
-                <w:rFonts w:ascii="Bookman Old Style" w:hAnsi="Bookman Old Style"/>
-                <w:sz w:val="20"/>
-                <w:szCs w:val="20"/>
-              </w:rPr>
-              <w:t xml:space="preserve"> </w:t>
-            </w:r>
-            <w:proofErr w:type="spellStart"/>
-            <w:r>
-              <w:rPr>
-                <w:rFonts w:ascii="Bookman Old Style" w:hAnsi="Bookman Old Style"/>
-                <w:sz w:val="20"/>
-                <w:szCs w:val="20"/>
-              </w:rPr>
-              <w:t>Pengembangan</w:t>
-            </w:r>
-            <w:proofErr w:type="spellEnd"/>
-            <w:r>
-              <w:rPr>
-                <w:rFonts w:ascii="Bookman Old Style" w:hAnsi="Bookman Old Style"/>
-                <w:sz w:val="20"/>
-                <w:szCs w:val="20"/>
-              </w:rPr>
-              <w:t xml:space="preserve"> </w:t>
-            </w:r>
-            <w:proofErr w:type="spellStart"/>
-            <w:r>
-              <w:rPr>
-                <w:rFonts w:ascii="Bookman Old Style" w:hAnsi="Bookman Old Style"/>
-                <w:sz w:val="20"/>
-                <w:szCs w:val="20"/>
-              </w:rPr>
               <w:t>Sumber</w:t>
             </w:r>
             <w:proofErr w:type="spellEnd"/>
@@ -6690,25 +5768,7 @@
                 <w:sz w:val="20"/>
                 <w:szCs w:val="20"/>
               </w:rPr>
-              <w:t xml:space="preserve"> </w:t>
-            </w:r>
-            <w:proofErr w:type="spellStart"/>
-            <w:r>
-              <w:rPr>
-                <w:rFonts w:ascii="Bookman Old Style" w:hAnsi="Bookman Old Style"/>
-                <w:sz w:val="20"/>
-                <w:szCs w:val="20"/>
-              </w:rPr>
-              <w:t>Daya</w:t>
-            </w:r>
-            <w:proofErr w:type="spellEnd"/>
-            <w:r>
-              <w:rPr>
-                <w:rFonts w:ascii="Bookman Old Style" w:hAnsi="Bookman Old Style"/>
-                <w:sz w:val="20"/>
-                <w:szCs w:val="20"/>
-              </w:rPr>
-              <w:t xml:space="preserve"> </w:t>
+              <w:t xml:space="preserve"> Daya </w:t>
             </w:r>
             <w:proofErr w:type="spellStart"/>
             <w:r>
@@ -6856,14 +5916,6 @@
       <w:tblPr>
         <w:tblStyle w:val="TableGrid"/>
         <w:tblW w:w="0" w:type="auto"/>
-        <w:tblBorders>
-          <w:top w:val="none" w:sz="0" w:space="0" w:color="auto"/>
-          <w:left w:val="none" w:sz="0" w:space="0" w:color="auto"/>
-          <w:bottom w:val="none" w:sz="0" w:space="0" w:color="auto"/>
-          <w:right w:val="none" w:sz="0" w:space="0" w:color="auto"/>
-          <w:insideH w:val="none" w:sz="0" w:space="0" w:color="auto"/>
-          <w:insideV w:val="none" w:sz="0" w:space="0" w:color="auto"/>
-        </w:tblBorders>
         <w:tblLook w:val="04A0" w:firstRow="1" w:lastRow="0" w:firstColumn="1" w:lastColumn="0" w:noHBand="0" w:noVBand="1"/>
       </w:tblPr>
       <w:tblGrid>
@@ -7005,8 +6057,6 @@
                 <w:lang w:val="id-ID"/>
               </w:rPr>
             </w:pPr>
-            <w:bookmarkStart w:id="0" w:name="_GoBack"/>
-            <w:bookmarkEnd w:id="0"/>
           </w:p>
         </w:tc>
       </w:tr>
@@ -7033,14 +6083,43 @@
           </w:tcPr>
           <w:p>
             <w:pPr>
-              <w:jc w:val="both"/>
-              <w:rPr>
-                <w:rFonts w:ascii="Bookman Old Style" w:hAnsi="Bookman Old Style"/>
-                <w:b/>
+              <w:jc w:val="right"/>
+              <w:rPr>
+                <w:rFonts w:ascii="Bookman Old Style" w:hAnsi="Bookman Old Style"/>
+                <w:bCs/>
                 <w:sz w:val="20"/>
                 <w:szCs w:val="20"/>
               </w:rPr>
             </w:pPr>
+            <w:r>
+              <w:rPr>
+                <w:rFonts w:ascii="Bookman Old Style" w:hAnsi="Bookman Old Style"/>
+                <w:bCs/>
+                <w:sz w:val="20"/>
+                <w:szCs w:val="20"/>
+              </w:rPr>
+              <w:t>{</w:t>
+            </w:r>
+            <w:proofErr w:type="spellStart"/>
+            <w:r>
+              <w:rPr>
+                <w:rFonts w:ascii="Bookman Old Style" w:hAnsi="Bookman Old Style"/>
+                <w:bCs/>
+                <w:sz w:val="20"/>
+                <w:szCs w:val="20"/>
+              </w:rPr>
+              <w:t>sjp</w:t>
+            </w:r>
+            <w:proofErr w:type="spellEnd"/>
+            <w:r>
+              <w:rPr>
+                <w:rFonts w:ascii="Bookman Old Style" w:hAnsi="Bookman Old Style"/>
+                <w:bCs/>
+                <w:sz w:val="20"/>
+                <w:szCs w:val="20"/>
+              </w:rPr>
+              <w:t>}</w:t>
+            </w:r>
           </w:p>
         </w:tc>
         <w:tc>
@@ -7365,25 +6444,7 @@
           <w:sz w:val="18"/>
           <w:szCs w:val="18"/>
         </w:rPr>
-        <w:t xml:space="preserve"> </w:t>
-      </w:r>
-      <w:proofErr w:type="spellStart"/>
-      <w:r>
-        <w:rPr>
-          <w:rFonts w:ascii="Bookman Old Style" w:hAnsi="Bookman Old Style" w:cs="Arial"/>
-          <w:sz w:val="18"/>
-          <w:szCs w:val="18"/>
-        </w:rPr>
-        <w:t>Keputusan</w:t>
-      </w:r>
-      <w:proofErr w:type="spellEnd"/>
-      <w:r>
-        <w:rPr>
-          <w:rFonts w:ascii="Bookman Old Style" w:hAnsi="Bookman Old Style" w:cs="Arial"/>
-          <w:sz w:val="18"/>
-          <w:szCs w:val="18"/>
-        </w:rPr>
-        <w:t xml:space="preserve"> </w:t>
+        <w:t xml:space="preserve"> Keputusan </w:t>
       </w:r>
       <w:proofErr w:type="spellStart"/>
       <w:r>
@@ -7564,7 +6625,7 @@
 </file>
 
 <file path=word/endnotes.xml><?xml version="1.0" encoding="utf-8"?>
-<w:endnotes xmlns:wpc="http://schemas.microsoft.com/office/word/2010/wordprocessingCanvas" xmlns:cx="http://schemas.microsoft.com/office/drawing/2014/chartex" xmlns:cx1="http://schemas.microsoft.com/office/drawing/2015/9/8/chartex" xmlns:mc="http://schemas.openxmlformats.org/markup-compatibility/2006" xmlns:o="urn:schemas-microsoft-com:office:office" xmlns:r="http://schemas.openxmlformats.org/officeDocument/2006/relationships" xmlns:m="http://schemas.openxmlformats.org/officeDocument/2006/math" xmlns:v="urn:schemas-microsoft-com:vml" xmlns:wp14="http://schemas.microsoft.com/office/word/2010/wordprocessingDrawing" xmlns:wp="http://schemas.openxmlformats.org/drawingml/2006/wordprocessingDrawing" xmlns:w10="urn:schemas-microsoft-com:office:word" xmlns:w="http://schemas.openxmlformats.org/wordprocessingml/2006/main" xmlns:w14="http://schemas.microsoft.com/office/word/2010/wordml" xmlns:w15="http://schemas.microsoft.com/office/word/2012/wordml" xmlns:w16se="http://schemas.microsoft.com/office/word/2015/wordml/symex" xmlns:wpg="http://schemas.microsoft.com/office/word/2010/wordprocessingGroup" xmlns:wpi="http://schemas.microsoft.com/office/word/2010/wordprocessingInk" xmlns:wne="http://schemas.microsoft.com/office/word/2006/wordml" xmlns:wps="http://schemas.microsoft.com/office/word/2010/wordprocessingShape" mc:Ignorable="w14 w15 w16se wp14">
+<w:endnotes xmlns:wpc="http://schemas.microsoft.com/office/word/2010/wordprocessingCanvas" xmlns:cx="http://schemas.microsoft.com/office/drawing/2014/chartex" xmlns:cx1="http://schemas.microsoft.com/office/drawing/2015/9/8/chartex" xmlns:cx2="http://schemas.microsoft.com/office/drawing/2015/10/21/chartex" xmlns:cx3="http://schemas.microsoft.com/office/drawing/2016/5/9/chartex" xmlns:cx4="http://schemas.microsoft.com/office/drawing/2016/5/10/chartex" xmlns:cx5="http://schemas.microsoft.com/office/drawing/2016/5/11/chartex" xmlns:cx6="http://schemas.microsoft.com/office/drawing/2016/5/12/chartex" xmlns:cx7="http://schemas.microsoft.com/office/drawing/2016/5/13/chartex" xmlns:cx8="http://schemas.microsoft.com/office/drawing/2016/5/14/chartex" xmlns:mc="http://schemas.openxmlformats.org/markup-compatibility/2006" xmlns:aink="http://schemas.microsoft.com/office/drawing/2016/ink" xmlns:am3d="http://schemas.microsoft.com/office/drawing/2017/model3d" xmlns:o="urn:schemas-microsoft-com:office:office" xmlns:oel="http://schemas.microsoft.com/office/2019/extlst" xmlns:r="http://schemas.openxmlformats.org/officeDocument/2006/relationships" xmlns:m="http://schemas.openxmlformats.org/officeDocument/2006/math" xmlns:v="urn:schemas-microsoft-com:vml" xmlns:wp14="http://schemas.microsoft.com/office/word/2010/wordprocessingDrawing" xmlns:wp="http://schemas.openxmlformats.org/drawingml/2006/wordprocessingDrawing" xmlns:w10="urn:schemas-microsoft-com:office:word" xmlns:w="http://schemas.openxmlformats.org/wordprocessingml/2006/main" xmlns:w14="http://schemas.microsoft.com/office/word/2010/wordml" xmlns:w15="http://schemas.microsoft.com/office/word/2012/wordml" xmlns:w16cex="http://schemas.microsoft.com/office/word/2018/wordml/cex" xmlns:w16cid="http://schemas.microsoft.com/office/word/2016/wordml/cid" xmlns:w16="http://schemas.microsoft.com/office/word/2018/wordml" xmlns:w16du="http://schemas.microsoft.com/office/word/2023/wordml/word16du" xmlns:w16sdtdh="http://schemas.microsoft.com/office/word/2020/wordml/sdtdatahash" xmlns:w16sdtfl="http://schemas.microsoft.com/office/word/2024/wordml/sdtformatlock" xmlns:w16se="http://schemas.microsoft.com/office/word/2015/wordml/symex" xmlns:wpg="http://schemas.microsoft.com/office/word/2010/wordprocessingGroup" xmlns:wpi="http://schemas.microsoft.com/office/word/2010/wordprocessingInk" xmlns:wne="http://schemas.microsoft.com/office/word/2006/wordml" xmlns:wps="http://schemas.microsoft.com/office/word/2010/wordprocessingShape" mc:Ignorable="w14 w15 w16se w16cid w16 w16cex w16sdtdh w16sdtfl w16du wp14">
   <w:endnote w:type="separator" w:id="-1">
     <w:p>
       <w:pPr>
@@ -7589,7 +6650,7 @@
 </file>
 
 <file path=word/footnotes.xml><?xml version="1.0" encoding="utf-8"?>
-<w:footnotes xmlns:wpc="http://schemas.microsoft.com/office/word/2010/wordprocessingCanvas" xmlns:cx="http://schemas.microsoft.com/office/drawing/2014/chartex" xmlns:cx1="http://schemas.microsoft.com/office/drawing/2015/9/8/chartex" xmlns:mc="http://schemas.openxmlformats.org/markup-compatibility/2006" xmlns:o="urn:schemas-microsoft-com:office:office" xmlns:r="http://schemas.openxmlformats.org/officeDocument/2006/relationships" xmlns:m="http://schemas.openxmlformats.org/officeDocument/2006/math" xmlns:v="urn:schemas-microsoft-com:vml" xmlns:wp14="http://schemas.microsoft.com/office/word/2010/wordprocessingDrawing" xmlns:wp="http://schemas.openxmlformats.org/drawingml/2006/wordprocessingDrawing" xmlns:w10="urn:schemas-microsoft-com:office:word" xmlns:w="http://schemas.openxmlformats.org/wordprocessingml/2006/main" xmlns:w14="http://schemas.microsoft.com/office/word/2010/wordml" xmlns:w15="http://schemas.microsoft.com/office/word/2012/wordml" xmlns:w16se="http://schemas.microsoft.com/office/word/2015/wordml/symex" xmlns:wpg="http://schemas.microsoft.com/office/word/2010/wordprocessingGroup" xmlns:wpi="http://schemas.microsoft.com/office/word/2010/wordprocessingInk" xmlns:wne="http://schemas.microsoft.com/office/word/2006/wordml" xmlns:wps="http://schemas.microsoft.com/office/word/2010/wordprocessingShape" mc:Ignorable="w14 w15 w16se wp14">
+<w:footnotes xmlns:wpc="http://schemas.microsoft.com/office/word/2010/wordprocessingCanvas" xmlns:cx="http://schemas.microsoft.com/office/drawing/2014/chartex" xmlns:cx1="http://schemas.microsoft.com/office/drawing/2015/9/8/chartex" xmlns:cx2="http://schemas.microsoft.com/office/drawing/2015/10/21/chartex" xmlns:cx3="http://schemas.microsoft.com/office/drawing/2016/5/9/chartex" xmlns:cx4="http://schemas.microsoft.com/office/drawing/2016/5/10/chartex" xmlns:cx5="http://schemas.microsoft.com/office/drawing/2016/5/11/chartex" xmlns:cx6="http://schemas.microsoft.com/office/drawing/2016/5/12/chartex" xmlns:cx7="http://schemas.microsoft.com/office/drawing/2016/5/13/chartex" xmlns:cx8="http://schemas.microsoft.com/office/drawing/2016/5/14/chartex" xmlns:mc="http://schemas.openxmlformats.org/markup-compatibility/2006" xmlns:aink="http://schemas.microsoft.com/office/drawing/2016/ink" xmlns:am3d="http://schemas.microsoft.com/office/drawing/2017/model3d" xmlns:o="urn:schemas-microsoft-com:office:office" xmlns:oel="http://schemas.microsoft.com/office/2019/extlst" xmlns:r="http://schemas.openxmlformats.org/officeDocument/2006/relationships" xmlns:m="http://schemas.openxmlformats.org/officeDocument/2006/math" xmlns:v="urn:schemas-microsoft-com:vml" xmlns:wp14="http://schemas.microsoft.com/office/word/2010/wordprocessingDrawing" xmlns:wp="http://schemas.openxmlformats.org/drawingml/2006/wordprocessingDrawing" xmlns:w10="urn:schemas-microsoft-com:office:word" xmlns:w="http://schemas.openxmlformats.org/wordprocessingml/2006/main" xmlns:w14="http://schemas.microsoft.com/office/word/2010/wordml" xmlns:w15="http://schemas.microsoft.com/office/word/2012/wordml" xmlns:w16cex="http://schemas.microsoft.com/office/word/2018/wordml/cex" xmlns:w16cid="http://schemas.microsoft.com/office/word/2016/wordml/cid" xmlns:w16="http://schemas.microsoft.com/office/word/2018/wordml" xmlns:w16du="http://schemas.microsoft.com/office/word/2023/wordml/word16du" xmlns:w16sdtdh="http://schemas.microsoft.com/office/word/2020/wordml/sdtdatahash" xmlns:w16sdtfl="http://schemas.microsoft.com/office/word/2024/wordml/sdtformatlock" xmlns:w16se="http://schemas.microsoft.com/office/word/2015/wordml/symex" xmlns:wpg="http://schemas.microsoft.com/office/word/2010/wordprocessingGroup" xmlns:wpi="http://schemas.microsoft.com/office/word/2010/wordprocessingInk" xmlns:wne="http://schemas.microsoft.com/office/word/2006/wordml" xmlns:wps="http://schemas.microsoft.com/office/word/2010/wordprocessingShape" mc:Ignorable="w14 w15 w16se w16cid w16 w16cex w16sdtdh w16sdtfl w16du wp14">
   <w:footnote w:type="separator" w:id="-1">
     <w:p>
       <w:pPr>
@@ -7614,7 +6675,7 @@
 </file>
 
 <file path=word/header1.xml><?xml version="1.0" encoding="utf-8"?>
-<w:hdr xmlns:wpc="http://schemas.microsoft.com/office/word/2010/wordprocessingCanvas" xmlns:cx="http://schemas.microsoft.com/office/drawing/2014/chartex" xmlns:cx1="http://schemas.microsoft.com/office/drawing/2015/9/8/chartex" xmlns:mc="http://schemas.openxmlformats.org/markup-compatibility/2006" xmlns:o="urn:schemas-microsoft-com:office:office" xmlns:r="http://schemas.openxmlformats.org/officeDocument/2006/relationships" xmlns:m="http://schemas.openxmlformats.org/officeDocument/2006/math" xmlns:v="urn:schemas-microsoft-com:vml" xmlns:wp14="http://schemas.microsoft.com/office/word/2010/wordprocessingDrawing" xmlns:wp="http://schemas.openxmlformats.org/drawingml/2006/wordprocessingDrawing" xmlns:w10="urn:schemas-microsoft-com:office:word" xmlns:w="http://schemas.openxmlformats.org/wordprocessingml/2006/main" xmlns:w14="http://schemas.microsoft.com/office/word/2010/wordml" xmlns:w15="http://schemas.microsoft.com/office/word/2012/wordml" xmlns:w16se="http://schemas.microsoft.com/office/word/2015/wordml/symex" xmlns:wpg="http://schemas.microsoft.com/office/word/2010/wordprocessingGroup" xmlns:wpi="http://schemas.microsoft.com/office/word/2010/wordprocessingInk" xmlns:wne="http://schemas.microsoft.com/office/word/2006/wordml" xmlns:wps="http://schemas.microsoft.com/office/word/2010/wordprocessingShape" mc:Ignorable="w14 w15 w16se wp14">
+<w:hdr xmlns:wpc="http://schemas.microsoft.com/office/word/2010/wordprocessingCanvas" xmlns:cx="http://schemas.microsoft.com/office/drawing/2014/chartex" xmlns:cx1="http://schemas.microsoft.com/office/drawing/2015/9/8/chartex" xmlns:cx2="http://schemas.microsoft.com/office/drawing/2015/10/21/chartex" xmlns:cx3="http://schemas.microsoft.com/office/drawing/2016/5/9/chartex" xmlns:cx4="http://schemas.microsoft.com/office/drawing/2016/5/10/chartex" xmlns:cx5="http://schemas.microsoft.com/office/drawing/2016/5/11/chartex" xmlns:cx6="http://schemas.microsoft.com/office/drawing/2016/5/12/chartex" xmlns:cx7="http://schemas.microsoft.com/office/drawing/2016/5/13/chartex" xmlns:cx8="http://schemas.microsoft.com/office/drawing/2016/5/14/chartex" xmlns:mc="http://schemas.openxmlformats.org/markup-compatibility/2006" xmlns:aink="http://schemas.microsoft.com/office/drawing/2016/ink" xmlns:am3d="http://schemas.microsoft.com/office/drawing/2017/model3d" xmlns:o="urn:schemas-microsoft-com:office:office" xmlns:oel="http://schemas.microsoft.com/office/2019/extlst" xmlns:r="http://schemas.openxmlformats.org/officeDocument/2006/relationships" xmlns:m="http://schemas.openxmlformats.org/officeDocument/2006/math" xmlns:v="urn:schemas-microsoft-com:vml" xmlns:wp14="http://schemas.microsoft.com/office/word/2010/wordprocessingDrawing" xmlns:wp="http://schemas.openxmlformats.org/drawingml/2006/wordprocessingDrawing" xmlns:w10="urn:schemas-microsoft-com:office:word" xmlns:w="http://schemas.openxmlformats.org/wordprocessingml/2006/main" xmlns:w14="http://schemas.microsoft.com/office/word/2010/wordml" xmlns:w15="http://schemas.microsoft.com/office/word/2012/wordml" xmlns:w16cex="http://schemas.microsoft.com/office/word/2018/wordml/cex" xmlns:w16cid="http://schemas.microsoft.com/office/word/2016/wordml/cid" xmlns:w16="http://schemas.microsoft.com/office/word/2018/wordml" xmlns:w16du="http://schemas.microsoft.com/office/word/2023/wordml/word16du" xmlns:w16sdtdh="http://schemas.microsoft.com/office/word/2020/wordml/sdtdatahash" xmlns:w16sdtfl="http://schemas.microsoft.com/office/word/2024/wordml/sdtformatlock" xmlns:w16se="http://schemas.microsoft.com/office/word/2015/wordml/symex" xmlns:wpg="http://schemas.microsoft.com/office/word/2010/wordprocessingGroup" xmlns:wpi="http://schemas.microsoft.com/office/word/2010/wordprocessingInk" xmlns:wne="http://schemas.microsoft.com/office/word/2006/wordml" xmlns:wps="http://schemas.microsoft.com/office/word/2010/wordprocessingShape" mc:Ignorable="w14 w15 w16se w16cid w16 w16cex w16sdtdh w16sdtfl w16du wp14">
   <w:tbl>
     <w:tblPr>
       <w:tblStyle w:val="TableGrid"/>
@@ -7668,7 +6729,7 @@
               <w:szCs w:val="19"/>
             </w:rPr>
             <w:drawing>
-              <wp:inline distT="0" distB="0" distL="0" distR="0" wp14:anchorId="008E92E5" wp14:editId="78A6017A">
+              <wp:inline distT="0" distB="0" distL="0" distR="0" wp14:anchorId="5D442615" wp14:editId="1A75D0B1">
                 <wp:extent cx="676275" cy="857250"/>
                 <wp:effectExtent l="0" t="0" r="9525" b="0"/>
                 <wp:docPr id="3" name="image1.png"/>
@@ -7870,7 +6931,7 @@
 </file>
 
 <file path=word/header2.xml><?xml version="1.0" encoding="utf-8"?>
-<w:hdr xmlns:wpc="http://schemas.microsoft.com/office/word/2010/wordprocessingCanvas" xmlns:cx="http://schemas.microsoft.com/office/drawing/2014/chartex" xmlns:cx1="http://schemas.microsoft.com/office/drawing/2015/9/8/chartex" xmlns:mc="http://schemas.openxmlformats.org/markup-compatibility/2006" xmlns:o="urn:schemas-microsoft-com:office:office" xmlns:r="http://schemas.openxmlformats.org/officeDocument/2006/relationships" xmlns:m="http://schemas.openxmlformats.org/officeDocument/2006/math" xmlns:v="urn:schemas-microsoft-com:vml" xmlns:wp14="http://schemas.microsoft.com/office/word/2010/wordprocessingDrawing" xmlns:wp="http://schemas.openxmlformats.org/drawingml/2006/wordprocessingDrawing" xmlns:w10="urn:schemas-microsoft-com:office:word" xmlns:w="http://schemas.openxmlformats.org/wordprocessingml/2006/main" xmlns:w14="http://schemas.microsoft.com/office/word/2010/wordml" xmlns:w15="http://schemas.microsoft.com/office/word/2012/wordml" xmlns:w16se="http://schemas.microsoft.com/office/word/2015/wordml/symex" xmlns:wpg="http://schemas.microsoft.com/office/word/2010/wordprocessingGroup" xmlns:wpi="http://schemas.microsoft.com/office/word/2010/wordprocessingInk" xmlns:wne="http://schemas.microsoft.com/office/word/2006/wordml" xmlns:wps="http://schemas.microsoft.com/office/word/2010/wordprocessingShape" mc:Ignorable="w14 w15 w16se wp14">
+<w:hdr xmlns:wpc="http://schemas.microsoft.com/office/word/2010/wordprocessingCanvas" xmlns:cx="http://schemas.microsoft.com/office/drawing/2014/chartex" xmlns:cx1="http://schemas.microsoft.com/office/drawing/2015/9/8/chartex" xmlns:cx2="http://schemas.microsoft.com/office/drawing/2015/10/21/chartex" xmlns:cx3="http://schemas.microsoft.com/office/drawing/2016/5/9/chartex" xmlns:cx4="http://schemas.microsoft.com/office/drawing/2016/5/10/chartex" xmlns:cx5="http://schemas.microsoft.com/office/drawing/2016/5/11/chartex" xmlns:cx6="http://schemas.microsoft.com/office/drawing/2016/5/12/chartex" xmlns:cx7="http://schemas.microsoft.com/office/drawing/2016/5/13/chartex" xmlns:cx8="http://schemas.microsoft.com/office/drawing/2016/5/14/chartex" xmlns:mc="http://schemas.openxmlformats.org/markup-compatibility/2006" xmlns:aink="http://schemas.microsoft.com/office/drawing/2016/ink" xmlns:am3d="http://schemas.microsoft.com/office/drawing/2017/model3d" xmlns:o="urn:schemas-microsoft-com:office:office" xmlns:oel="http://schemas.microsoft.com/office/2019/extlst" xmlns:r="http://schemas.openxmlformats.org/officeDocument/2006/relationships" xmlns:m="http://schemas.openxmlformats.org/officeDocument/2006/math" xmlns:v="urn:schemas-microsoft-com:vml" xmlns:wp14="http://schemas.microsoft.com/office/word/2010/wordprocessingDrawing" xmlns:wp="http://schemas.openxmlformats.org/drawingml/2006/wordprocessingDrawing" xmlns:w10="urn:schemas-microsoft-com:office:word" xmlns:w="http://schemas.openxmlformats.org/wordprocessingml/2006/main" xmlns:w14="http://schemas.microsoft.com/office/word/2010/wordml" xmlns:w15="http://schemas.microsoft.com/office/word/2012/wordml" xmlns:w16cex="http://schemas.microsoft.com/office/word/2018/wordml/cex" xmlns:w16cid="http://schemas.microsoft.com/office/word/2016/wordml/cid" xmlns:w16="http://schemas.microsoft.com/office/word/2018/wordml" xmlns:w16du="http://schemas.microsoft.com/office/word/2023/wordml/word16du" xmlns:w16sdtdh="http://schemas.microsoft.com/office/word/2020/wordml/sdtdatahash" xmlns:w16sdtfl="http://schemas.microsoft.com/office/word/2024/wordml/sdtformatlock" xmlns:w16se="http://schemas.microsoft.com/office/word/2015/wordml/symex" xmlns:wpg="http://schemas.microsoft.com/office/word/2010/wordprocessingGroup" xmlns:wpi="http://schemas.microsoft.com/office/word/2010/wordprocessingInk" xmlns:wne="http://schemas.microsoft.com/office/word/2006/wordml" xmlns:wps="http://schemas.microsoft.com/office/word/2010/wordprocessingShape" mc:Ignorable="w14 w15 w16se w16cid w16 w16cex w16sdtdh w16sdtfl w16du wp14">
   <w:p>
     <w:pPr>
       <w:pStyle w:val="Header"/>
@@ -7880,7 +6941,7 @@
 </file>
 
 <file path=word/numbering.xml><?xml version="1.0" encoding="utf-8"?>
-<w:numbering xmlns:wpc="http://schemas.microsoft.com/office/word/2010/wordprocessingCanvas" xmlns:cx="http://schemas.microsoft.com/office/drawing/2014/chartex" xmlns:cx1="http://schemas.microsoft.com/office/drawing/2015/9/8/chartex" xmlns:mc="http://schemas.openxmlformats.org/markup-compatibility/2006" xmlns:o="urn:schemas-microsoft-com:office:office" xmlns:r="http://schemas.openxmlformats.org/officeDocument/2006/relationships" xmlns:m="http://schemas.openxmlformats.org/officeDocument/2006/math" xmlns:v="urn:schemas-microsoft-com:vml" xmlns:wp14="http://schemas.microsoft.com/office/word/2010/wordprocessingDrawing" xmlns:wp="http://schemas.openxmlformats.org/drawingml/2006/wordprocessingDrawing" xmlns:w10="urn:schemas-microsoft-com:office:word" xmlns:w="http://schemas.openxmlformats.org/wordprocessingml/2006/main" xmlns:w14="http://schemas.microsoft.com/office/word/2010/wordml" xmlns:w15="http://schemas.microsoft.com/office/word/2012/wordml" xmlns:w16se="http://schemas.microsoft.com/office/word/2015/wordml/symex" xmlns:wpg="http://schemas.microsoft.com/office/word/2010/wordprocessingGroup" xmlns:wpi="http://schemas.microsoft.com/office/word/2010/wordprocessingInk" xmlns:wne="http://schemas.microsoft.com/office/word/2006/wordml" xmlns:wps="http://schemas.microsoft.com/office/word/2010/wordprocessingShape" mc:Ignorable="w14 w15 w16se wp14">
+<w:numbering xmlns:wpc="http://schemas.microsoft.com/office/word/2010/wordprocessingCanvas" xmlns:cx="http://schemas.microsoft.com/office/drawing/2014/chartex" xmlns:cx1="http://schemas.microsoft.com/office/drawing/2015/9/8/chartex" xmlns:cx2="http://schemas.microsoft.com/office/drawing/2015/10/21/chartex" xmlns:cx3="http://schemas.microsoft.com/office/drawing/2016/5/9/chartex" xmlns:cx4="http://schemas.microsoft.com/office/drawing/2016/5/10/chartex" xmlns:cx5="http://schemas.microsoft.com/office/drawing/2016/5/11/chartex" xmlns:cx6="http://schemas.microsoft.com/office/drawing/2016/5/12/chartex" xmlns:cx7="http://schemas.microsoft.com/office/drawing/2016/5/13/chartex" xmlns:cx8="http://schemas.microsoft.com/office/drawing/2016/5/14/chartex" xmlns:mc="http://schemas.openxmlformats.org/markup-compatibility/2006" xmlns:aink="http://schemas.microsoft.com/office/drawing/2016/ink" xmlns:am3d="http://schemas.microsoft.com/office/drawing/2017/model3d" xmlns:o="urn:schemas-microsoft-com:office:office" xmlns:oel="http://schemas.microsoft.com/office/2019/extlst" xmlns:r="http://schemas.openxmlformats.org/officeDocument/2006/relationships" xmlns:m="http://schemas.openxmlformats.org/officeDocument/2006/math" xmlns:v="urn:schemas-microsoft-com:vml" xmlns:wp14="http://schemas.microsoft.com/office/word/2010/wordprocessingDrawing" xmlns:wp="http://schemas.openxmlformats.org/drawingml/2006/wordprocessingDrawing" xmlns:w10="urn:schemas-microsoft-com:office:word" xmlns:w="http://schemas.openxmlformats.org/wordprocessingml/2006/main" xmlns:w14="http://schemas.microsoft.com/office/word/2010/wordml" xmlns:w15="http://schemas.microsoft.com/office/word/2012/wordml" xmlns:w16cex="http://schemas.microsoft.com/office/word/2018/wordml/cex" xmlns:w16cid="http://schemas.microsoft.com/office/word/2016/wordml/cid" xmlns:w16="http://schemas.microsoft.com/office/word/2018/wordml" xmlns:w16du="http://schemas.microsoft.com/office/word/2023/wordml/word16du" xmlns:w16sdtdh="http://schemas.microsoft.com/office/word/2020/wordml/sdtdatahash" xmlns:w16sdtfl="http://schemas.microsoft.com/office/word/2024/wordml/sdtformatlock" xmlns:w16se="http://schemas.microsoft.com/office/word/2015/wordml/symex" xmlns:wpg="http://schemas.microsoft.com/office/word/2010/wordprocessingGroup" xmlns:wpi="http://schemas.microsoft.com/office/word/2010/wordprocessingInk" xmlns:wne="http://schemas.microsoft.com/office/word/2006/wordml" xmlns:wps="http://schemas.microsoft.com/office/word/2010/wordprocessingShape" mc:Ignorable="w14 w15 w16se w16cid w16 w16cex w16sdtdh w16sdtfl w16du wp14">
   <w:abstractNum w:abstractNumId="0" w15:restartNumberingAfterBreak="0">
     <w:nsid w:val="143312D0"/>
     <w:multiLevelType w:val="hybridMultilevel"/>
@@ -8696,38 +7757,38 @@
       </w:pPr>
     </w:lvl>
   </w:abstractNum>
-  <w:num w:numId="1">
+  <w:num w:numId="1" w16cid:durableId="173804380">
     <w:abstractNumId w:val="6"/>
   </w:num>
-  <w:num w:numId="2">
+  <w:num w:numId="2" w16cid:durableId="493958259">
     <w:abstractNumId w:val="3"/>
   </w:num>
-  <w:num w:numId="3">
+  <w:num w:numId="3" w16cid:durableId="1801534987">
     <w:abstractNumId w:val="1"/>
   </w:num>
-  <w:num w:numId="4">
+  <w:num w:numId="4" w16cid:durableId="2021195985">
     <w:abstractNumId w:val="7"/>
   </w:num>
-  <w:num w:numId="5">
+  <w:num w:numId="5" w16cid:durableId="580989539">
     <w:abstractNumId w:val="4"/>
   </w:num>
-  <w:num w:numId="6">
+  <w:num w:numId="6" w16cid:durableId="1139809417">
     <w:abstractNumId w:val="2"/>
   </w:num>
-  <w:num w:numId="7">
+  <w:num w:numId="7" w16cid:durableId="1342010536">
     <w:abstractNumId w:val="8"/>
   </w:num>
-  <w:num w:numId="8">
+  <w:num w:numId="8" w16cid:durableId="102922749">
     <w:abstractNumId w:val="5"/>
   </w:num>
-  <w:num w:numId="9">
+  <w:num w:numId="9" w16cid:durableId="649604436">
     <w:abstractNumId w:val="0"/>
   </w:num>
 </w:numbering>
 </file>
 
 <file path=word/styles.xml><?xml version="1.0" encoding="utf-8"?>
-<w:styles xmlns:mc="http://schemas.openxmlformats.org/markup-compatibility/2006" xmlns:r="http://schemas.openxmlformats.org/officeDocument/2006/relationships" xmlns:w="http://schemas.openxmlformats.org/wordprocessingml/2006/main" xmlns:w14="http://schemas.microsoft.com/office/word/2010/wordml" xmlns:w15="http://schemas.microsoft.com/office/word/2012/wordml" xmlns:w16se="http://schemas.microsoft.com/office/word/2015/wordml/symex" mc:Ignorable="w14 w15 w16se">
+<w:styles xmlns:mc="http://schemas.openxmlformats.org/markup-compatibility/2006" xmlns:r="http://schemas.openxmlformats.org/officeDocument/2006/relationships" xmlns:w="http://schemas.openxmlformats.org/wordprocessingml/2006/main" xmlns:w14="http://schemas.microsoft.com/office/word/2010/wordml" xmlns:w15="http://schemas.microsoft.com/office/word/2012/wordml" xmlns:w16cex="http://schemas.microsoft.com/office/word/2018/wordml/cex" xmlns:w16cid="http://schemas.microsoft.com/office/word/2016/wordml/cid" xmlns:w16="http://schemas.microsoft.com/office/word/2018/wordml" xmlns:w16du="http://schemas.microsoft.com/office/word/2023/wordml/word16du" xmlns:w16sdtdh="http://schemas.microsoft.com/office/word/2020/wordml/sdtdatahash" xmlns:w16sdtfl="http://schemas.microsoft.com/office/word/2024/wordml/sdtformatlock" xmlns:w16se="http://schemas.microsoft.com/office/word/2015/wordml/symex" mc:Ignorable="w14 w15 w16se w16cid w16 w16cex w16sdtdh w16sdtfl w16du">
   <w:docDefaults>
     <w:rPrDefault>
       <w:rPr>
@@ -8743,7 +7804,7 @@
       </w:pPr>
     </w:pPrDefault>
   </w:docDefaults>
-  <w:latentStyles w:defLockedState="0" w:defUIPriority="99" w:defSemiHidden="0" w:defUnhideWhenUsed="0" w:defQFormat="0" w:count="371">
+  <w:latentStyles w:defLockedState="0" w:defUIPriority="99" w:defSemiHidden="0" w:defUnhideWhenUsed="0" w:defQFormat="0" w:count="376">
     <w:lsdException w:name="Normal" w:uiPriority="0" w:qFormat="1"/>
     <w:lsdException w:name="heading 1" w:uiPriority="9" w:qFormat="1"/>
     <w:lsdException w:name="heading 2" w:semiHidden="1" w:uiPriority="9" w:unhideWhenUsed="1" w:qFormat="1"/>
@@ -9115,6 +8176,11 @@
     <w:lsdException w:name="List Table 5 Dark Accent 6" w:uiPriority="50"/>
     <w:lsdException w:name="List Table 6 Colorful Accent 6" w:uiPriority="51"/>
     <w:lsdException w:name="List Table 7 Colorful Accent 6" w:uiPriority="52"/>
+    <w:lsdException w:name="Mention" w:semiHidden="1" w:unhideWhenUsed="1"/>
+    <w:lsdException w:name="Smart Hyperlink" w:semiHidden="1" w:unhideWhenUsed="1"/>
+    <w:lsdException w:name="Hashtag" w:semiHidden="1" w:unhideWhenUsed="1"/>
+    <w:lsdException w:name="Unresolved Mention" w:semiHidden="1" w:unhideWhenUsed="1"/>
+    <w:lsdException w:name="Smart Link" w:semiHidden="1" w:unhideWhenUsed="1"/>
   </w:latentStyles>
   <w:style w:type="paragraph" w:default="1" w:styleId="Normal">
     <w:name w:val="Normal"/>
@@ -9123,7 +8189,6 @@
   <w:style w:type="character" w:default="1" w:styleId="DefaultParagraphFont">
     <w:name w:val="Default Paragraph Font"/>
     <w:uiPriority w:val="1"/>
-    <w:semiHidden/>
     <w:unhideWhenUsed/>
   </w:style>
   <w:style w:type="table" w:default="1" w:styleId="TableNormal">
